--- a/lessons/5-2/downloads/reveal/teacher/5.2-session-2-prerequisite-practice-b.docx
+++ b/lessons/5-2/downloads/reveal/teacher/5.2-session-2-prerequisite-practice-b.docx
@@ -15,10 +15,28 @@
         <w:rPr>
           <w:rFonts w:ascii="Avenir Next" w:hAnsi="Avenir Next" w:cs="Avenir Next" w:eastAsia="Avenir Next"/>
           <w:color w:val="1A1A1A"/>
+          <w:sz w:val="22"/>
+          <w:szCs w:val="20"/>
+        </w:rPr>
+        <w:t xml:space="preserve">Name</w:t>
+      </w:r>
+      <w:r>
+        <w:rPr>
+          <w:rFonts w:ascii="Avenir Next" w:hAnsi="Avenir Next" w:cs="Avenir Next" w:eastAsia="Avenir Next"/>
+          <w:color w:val="1A1A1A"/>
           <w:sz w:val="20"/>
           <w:szCs w:val="20"/>
         </w:rPr>
-        <w:t xml:space="preserve">Name</w:t>
+        <w:tab/>
+      </w:r>
+      <w:r>
+        <w:rPr>
+          <w:rFonts w:ascii="Avenir Next" w:hAnsi="Avenir Next" w:cs="Avenir Next" w:eastAsia="Avenir Next"/>
+          <w:color w:val="1A1A1A"/>
+          <w:sz w:val="22"/>
+          <w:szCs w:val="20"/>
+        </w:rPr>
+        <w:t xml:space="preserve">   Date</w:t>
       </w:r>
       <w:r>
         <w:rPr>
@@ -33,25 +51,7 @@
         <w:rPr>
           <w:rFonts w:ascii="Avenir Next" w:hAnsi="Avenir Next" w:cs="Avenir Next" w:eastAsia="Avenir Next"/>
           <w:color w:val="1A1A1A"/>
-          <w:sz w:val="20"/>
-          <w:szCs w:val="20"/>
-        </w:rPr>
-        <w:t xml:space="preserve">   Date</w:t>
-      </w:r>
-      <w:r>
-        <w:rPr>
-          <w:rFonts w:ascii="Avenir Next" w:hAnsi="Avenir Next" w:cs="Avenir Next" w:eastAsia="Avenir Next"/>
-          <w:color w:val="1A1A1A"/>
-          <w:sz w:val="20"/>
-          <w:szCs w:val="20"/>
-        </w:rPr>
-        <w:tab/>
-      </w:r>
-      <w:r>
-        <w:rPr>
-          <w:rFonts w:ascii="Avenir Next" w:hAnsi="Avenir Next" w:cs="Avenir Next" w:eastAsia="Avenir Next"/>
-          <w:color w:val="1A1A1A"/>
-          <w:sz w:val="20"/>
+          <w:sz w:val="22"/>
           <w:szCs w:val="20"/>
         </w:rPr>
         <w:t xml:space="preserve">   Period</w:t>
@@ -78,7 +78,7 @@
           <w:caps/>
           <w:color w:val="003A70"/>
           <w:spacing w:val="12"/>
-          <w:sz w:val="19"/>
+          <w:sz w:val="22"/>
           <w:szCs w:val="19"/>
         </w:rPr>
         <w:t xml:space="preserve">Lesson 5-2  ·  Session 2  ·  Prerequisite Practice B  ·  Skill 1 of 2</w:t>
@@ -86,6 +86,7 @@
     </w:p>
     <w:p>
       <w:pPr>
+        <w:pStyle w:val="Heading1"/>
         <w:keepNext/>
         <w:spacing w:before="0" w:after="10" w:line="240" w:lineRule="auto"/>
       </w:pPr>
@@ -111,7 +112,7 @@
         <w:rPr>
           <w:rFonts w:ascii="Avenir Next" w:hAnsi="Avenir Next" w:cs="Avenir Next" w:eastAsia="Avenir Next"/>
           <w:color w:val="5A5F66"/>
-          <w:sz w:val="17"/>
+          <w:sz w:val="22"/>
           <w:szCs w:val="17"/>
         </w:rPr>
         <w:t xml:space="preserve">Builds on Lesson 5-2 Session 1 · 6.G.A.1</w:t>
@@ -154,6 +155,7 @@
           </w:tcPr>
           <w:p>
             <w:pPr>
+              <w:pStyle w:val="Heading2"/>
               <w:spacing w:before="0" w:after="0" w:line="252" w:lineRule="auto"/>
             </w:pPr>
             <w:r>
@@ -183,7 +185,7 @@
               <w:rPr>
                 <w:rFonts w:ascii="Avenir Next" w:hAnsi="Avenir Next" w:cs="Avenir Next" w:eastAsia="Avenir Next"/>
                 <w:color w:val="1A1A1A"/>
-                <w:sz w:val="20"/>
+                <w:sz w:val="22"/>
                 <w:szCs w:val="20"/>
               </w:rPr>
               <w:t xml:space="preserve">You will check a missing base by finding the area forward: ½ × b × h.</w:t>
@@ -203,6 +205,7 @@
           </w:tcPr>
           <w:p>
             <w:pPr>
+              <w:pStyle w:val="Heading2"/>
               <w:spacing w:before="0" w:after="0" w:line="252" w:lineRule="auto"/>
             </w:pPr>
             <w:r>
@@ -232,7 +235,7 @@
               <w:rPr>
                 <w:rFonts w:ascii="Avenir Next" w:hAnsi="Avenir Next" w:cs="Avenir Next" w:eastAsia="Avenir Next"/>
                 <w:color w:val="1A1A1A"/>
-                <w:sz w:val="20"/>
+                <w:sz w:val="22"/>
                 <w:szCs w:val="20"/>
               </w:rPr>
               <w:t xml:space="preserve">Find the area of a triangle: ½ × b × h.  </w:t>
@@ -242,7 +245,7 @@
                 <w:rFonts w:ascii="Avenir Next" w:hAnsi="Avenir Next" w:cs="Avenir Next" w:eastAsia="Avenir Next"/>
                 <w:b/>
                 <w:color w:val="1A1A1A"/>
-                <w:sz w:val="20"/>
+                <w:sz w:val="22"/>
                 <w:szCs w:val="20"/>
               </w:rPr>
               <w:t xml:space="preserve">You will use it in Practice Form A, problems 3 and 6.</w:t>
@@ -253,6 +256,7 @@
     </w:tbl>
     <w:p>
       <w:pPr>
+        <w:pStyle w:val="Heading2"/>
         <w:keepNext/>
         <w:pBdr>
           <w:bottom w:val="single" w:sz="8" w:space="3" w:color="003A70"/>
@@ -268,7 +272,7 @@
           <w:b/>
           <w:color w:val="003A70"/>
           <w:spacing w:val="14"/>
-          <w:sz w:val="19"/>
+          <w:sz w:val="22"/>
           <w:szCs w:val="19"/>
         </w:rPr>
         <w:t xml:space="preserve">STEPS TO FOLLOW</w:t>
@@ -287,7 +291,7 @@
           <w:rFonts w:ascii="Avenir Next" w:hAnsi="Avenir Next" w:cs="Avenir Next" w:eastAsia="Avenir Next"/>
           <w:i/>
           <w:color w:val="5A5F66"/>
-          <w:sz w:val="17"/>
+          <w:sz w:val="22"/>
           <w:szCs w:val="17"/>
         </w:rPr>
         <w:t xml:space="preserve">use these same steps on every problem</w:t>
@@ -329,6 +333,7 @@
           </w:tcPr>
           <w:p>
             <w:pPr>
+              <w:pStyle w:val="Heading1"/>
               <w:spacing w:before="0" w:after="0" w:line="240" w:lineRule="auto"/>
               <w:jc w:val="center"/>
             </w:pPr>
@@ -357,7 +362,7 @@
               <w:rPr>
                 <w:rFonts w:ascii="Avenir Next" w:hAnsi="Avenir Next" w:cs="Avenir Next" w:eastAsia="Avenir Next"/>
                 <w:color w:val="1A1A1A"/>
-                <w:sz w:val="21"/>
+                <w:sz w:val="22"/>
                 <w:szCs w:val="21"/>
               </w:rPr>
               <w:t xml:space="preserve">Find the </w:t>
@@ -367,7 +372,7 @@
                 <w:rFonts w:ascii="Avenir Next" w:hAnsi="Avenir Next" w:cs="Avenir Next" w:eastAsia="Avenir Next"/>
                 <w:b/>
                 <w:color w:val="1A1A1A"/>
-                <w:sz w:val="21"/>
+                <w:sz w:val="22"/>
                 <w:szCs w:val="21"/>
               </w:rPr>
               <w:t xml:space="preserve">base</w:t>
@@ -376,7 +381,7 @@
               <w:rPr>
                 <w:rFonts w:ascii="Avenir Next" w:hAnsi="Avenir Next" w:cs="Avenir Next" w:eastAsia="Avenir Next"/>
                 <w:color w:val="1A1A1A"/>
-                <w:sz w:val="21"/>
+                <w:sz w:val="22"/>
                 <w:szCs w:val="21"/>
               </w:rPr>
               <w:t xml:space="preserve"> and the </w:t>
@@ -386,7 +391,7 @@
                 <w:rFonts w:ascii="Avenir Next" w:hAnsi="Avenir Next" w:cs="Avenir Next" w:eastAsia="Avenir Next"/>
                 <w:b/>
                 <w:color w:val="1A1A1A"/>
-                <w:sz w:val="21"/>
+                <w:sz w:val="22"/>
                 <w:szCs w:val="21"/>
               </w:rPr>
               <w:t xml:space="preserve">height</w:t>
@@ -395,7 +400,7 @@
               <w:rPr>
                 <w:rFonts w:ascii="Avenir Next" w:hAnsi="Avenir Next" w:cs="Avenir Next" w:eastAsia="Avenir Next"/>
                 <w:color w:val="1A1A1A"/>
-                <w:sz w:val="21"/>
+                <w:sz w:val="22"/>
                 <w:szCs w:val="21"/>
               </w:rPr>
               <w:t xml:space="preserve">.</w:t>
@@ -414,6 +419,7 @@
           </w:tcPr>
           <w:p>
             <w:pPr>
+              <w:pStyle w:val="Heading1"/>
               <w:spacing w:before="0" w:after="0" w:line="240" w:lineRule="auto"/>
               <w:jc w:val="center"/>
             </w:pPr>
@@ -443,7 +449,7 @@
                 <w:rFonts w:ascii="Avenir Next" w:hAnsi="Avenir Next" w:cs="Avenir Next" w:eastAsia="Avenir Next"/>
                 <w:b/>
                 <w:color w:val="1A1A1A"/>
-                <w:sz w:val="21"/>
+                <w:sz w:val="22"/>
                 <w:szCs w:val="21"/>
               </w:rPr>
               <w:t xml:space="preserve">Multiply</w:t>
@@ -452,7 +458,7 @@
               <w:rPr>
                 <w:rFonts w:ascii="Avenir Next" w:hAnsi="Avenir Next" w:cs="Avenir Next" w:eastAsia="Avenir Next"/>
                 <w:color w:val="1A1A1A"/>
-                <w:sz w:val="21"/>
+                <w:sz w:val="22"/>
                 <w:szCs w:val="21"/>
               </w:rPr>
               <w:t xml:space="preserve"> b × h, then take </w:t>
@@ -462,7 +468,7 @@
                 <w:rFonts w:ascii="Avenir Next" w:hAnsi="Avenir Next" w:cs="Avenir Next" w:eastAsia="Avenir Next"/>
                 <w:b/>
                 <w:color w:val="1A1A1A"/>
-                <w:sz w:val="21"/>
+                <w:sz w:val="22"/>
                 <w:szCs w:val="21"/>
               </w:rPr>
               <w:t xml:space="preserve">half</w:t>
@@ -471,7 +477,7 @@
               <w:rPr>
                 <w:rFonts w:ascii="Avenir Next" w:hAnsi="Avenir Next" w:cs="Avenir Next" w:eastAsia="Avenir Next"/>
                 <w:color w:val="1A1A1A"/>
-                <w:sz w:val="21"/>
+                <w:sz w:val="22"/>
                 <w:szCs w:val="21"/>
               </w:rPr>
               <w:t xml:space="preserve">.</w:t>
@@ -490,6 +496,7 @@
           </w:tcPr>
           <w:p>
             <w:pPr>
+              <w:pStyle w:val="Heading1"/>
               <w:spacing w:before="0" w:after="0" w:line="240" w:lineRule="auto"/>
               <w:jc w:val="center"/>
             </w:pPr>
@@ -518,7 +525,7 @@
               <w:rPr>
                 <w:rFonts w:ascii="Avenir Next" w:hAnsi="Avenir Next" w:cs="Avenir Next" w:eastAsia="Avenir Next"/>
                 <w:color w:val="1A1A1A"/>
-                <w:sz w:val="21"/>
+                <w:sz w:val="22"/>
                 <w:szCs w:val="21"/>
               </w:rPr>
               <w:t xml:space="preserve">Write </w:t>
@@ -528,7 +535,7 @@
                 <w:rFonts w:ascii="Avenir Next" w:hAnsi="Avenir Next" w:cs="Avenir Next" w:eastAsia="Avenir Next"/>
                 <w:b/>
                 <w:color w:val="1A1A1A"/>
-                <w:sz w:val="21"/>
+                <w:sz w:val="22"/>
                 <w:szCs w:val="21"/>
               </w:rPr>
               <w:t xml:space="preserve">square units</w:t>
@@ -537,7 +544,7 @@
               <w:rPr>
                 <w:rFonts w:ascii="Avenir Next" w:hAnsi="Avenir Next" w:cs="Avenir Next" w:eastAsia="Avenir Next"/>
                 <w:color w:val="1A1A1A"/>
-                <w:sz w:val="21"/>
+                <w:sz w:val="22"/>
                 <w:szCs w:val="21"/>
               </w:rPr>
               <w:t xml:space="preserve">.</w:t>
@@ -548,6 +555,7 @@
     </w:tbl>
     <w:p>
       <w:pPr>
+        <w:pStyle w:val="Heading2"/>
         <w:keepNext/>
         <w:pBdr>
           <w:bottom w:val="single" w:sz="8" w:space="3" w:color="003A70"/>
@@ -563,7 +571,7 @@
           <w:b/>
           <w:color w:val="003A70"/>
           <w:spacing w:val="14"/>
-          <w:sz w:val="19"/>
+          <w:sz w:val="22"/>
           <w:szCs w:val="19"/>
         </w:rPr>
         <w:t xml:space="preserve">WATCH ME</w:t>
@@ -582,7 +590,7 @@
           <w:rFonts w:ascii="Avenir Next" w:hAnsi="Avenir Next" w:cs="Avenir Next" w:eastAsia="Avenir Next"/>
           <w:i/>
           <w:color w:val="5A5F66"/>
-          <w:sz w:val="17"/>
+          <w:sz w:val="22"/>
           <w:szCs w:val="17"/>
         </w:rPr>
         <w:t xml:space="preserve">the steps in action</w:t>
@@ -597,7 +605,7 @@
           <w:rFonts w:ascii="Avenir Next" w:hAnsi="Avenir Next" w:cs="Avenir Next" w:eastAsia="Avenir Next"/>
           <w:b/>
           <w:color w:val="1A1A1A"/>
-          <w:sz w:val="21"/>
+          <w:sz w:val="22"/>
           <w:szCs w:val="21"/>
         </w:rPr>
         <w:t xml:space="preserve">Base 14 cm, height 6 cm. Find the area.</w:t>
@@ -616,25 +624,25 @@
           <w:rFonts w:ascii="Avenir Next" w:hAnsi="Avenir Next" w:cs="Avenir Next" w:eastAsia="Avenir Next"/>
           <w:b/>
           <w:color w:val="003A70"/>
+          <w:sz w:val="22"/>
+          <w:szCs w:val="19"/>
+        </w:rPr>
+        <w:t xml:space="preserve">Step 1</w:t>
+      </w:r>
+      <w:r>
+        <w:rPr>
+          <w:rFonts w:ascii="Avenir Next" w:hAnsi="Avenir Next" w:cs="Avenir Next" w:eastAsia="Avenir Next"/>
+          <w:color w:val="1A1A1A"/>
           <w:sz w:val="19"/>
           <w:szCs w:val="19"/>
         </w:rPr>
-        <w:t xml:space="preserve">Step 1</w:t>
-      </w:r>
-      <w:r>
-        <w:rPr>
-          <w:rFonts w:ascii="Avenir Next" w:hAnsi="Avenir Next" w:cs="Avenir Next" w:eastAsia="Avenir Next"/>
-          <w:color w:val="1A1A1A"/>
-          <w:sz w:val="19"/>
-          <w:szCs w:val="19"/>
-        </w:rPr>
         <w:tab/>
       </w:r>
       <w:r>
         <w:rPr>
           <w:rFonts w:ascii="Avenir Next" w:hAnsi="Avenir Next" w:cs="Avenir Next" w:eastAsia="Avenir Next"/>
           <w:color w:val="1A1A1A"/>
-          <w:sz w:val="21"/>
+          <w:sz w:val="22"/>
           <w:szCs w:val="21"/>
         </w:rPr>
         <w:t xml:space="preserve">Base 14 cm. Height 6 cm.</w:t>
@@ -653,25 +661,25 @@
           <w:rFonts w:ascii="Avenir Next" w:hAnsi="Avenir Next" w:cs="Avenir Next" w:eastAsia="Avenir Next"/>
           <w:b/>
           <w:color w:val="003A70"/>
+          <w:sz w:val="22"/>
+          <w:szCs w:val="19"/>
+        </w:rPr>
+        <w:t xml:space="preserve">Step 2</w:t>
+      </w:r>
+      <w:r>
+        <w:rPr>
+          <w:rFonts w:ascii="Avenir Next" w:hAnsi="Avenir Next" w:cs="Avenir Next" w:eastAsia="Avenir Next"/>
+          <w:color w:val="1A1A1A"/>
           <w:sz w:val="19"/>
           <w:szCs w:val="19"/>
         </w:rPr>
-        <w:t xml:space="preserve">Step 2</w:t>
-      </w:r>
-      <w:r>
-        <w:rPr>
-          <w:rFonts w:ascii="Avenir Next" w:hAnsi="Avenir Next" w:cs="Avenir Next" w:eastAsia="Avenir Next"/>
-          <w:color w:val="1A1A1A"/>
-          <w:sz w:val="19"/>
-          <w:szCs w:val="19"/>
-        </w:rPr>
         <w:tab/>
       </w:r>
       <w:r>
         <w:rPr>
           <w:rFonts w:ascii="Avenir Next" w:hAnsi="Avenir Next" w:cs="Avenir Next" w:eastAsia="Avenir Next"/>
           <w:color w:val="1A1A1A"/>
-          <w:sz w:val="21"/>
+          <w:sz w:val="22"/>
           <w:szCs w:val="21"/>
         </w:rPr>
         <w:t xml:space="preserve">14 × 6 = 84. Half of 84 is 42.</w:t>
@@ -690,25 +698,25 @@
           <w:rFonts w:ascii="Avenir Next" w:hAnsi="Avenir Next" w:cs="Avenir Next" w:eastAsia="Avenir Next"/>
           <w:b/>
           <w:color w:val="003A70"/>
+          <w:sz w:val="22"/>
+          <w:szCs w:val="19"/>
+        </w:rPr>
+        <w:t xml:space="preserve">Step 3</w:t>
+      </w:r>
+      <w:r>
+        <w:rPr>
+          <w:rFonts w:ascii="Avenir Next" w:hAnsi="Avenir Next" w:cs="Avenir Next" w:eastAsia="Avenir Next"/>
+          <w:color w:val="1A1A1A"/>
           <w:sz w:val="19"/>
           <w:szCs w:val="19"/>
         </w:rPr>
-        <w:t xml:space="preserve">Step 3</w:t>
-      </w:r>
-      <w:r>
-        <w:rPr>
-          <w:rFonts w:ascii="Avenir Next" w:hAnsi="Avenir Next" w:cs="Avenir Next" w:eastAsia="Avenir Next"/>
-          <w:color w:val="1A1A1A"/>
-          <w:sz w:val="19"/>
-          <w:szCs w:val="19"/>
-        </w:rPr>
         <w:tab/>
       </w:r>
       <w:r>
         <w:rPr>
           <w:rFonts w:ascii="Avenir Next" w:hAnsi="Avenir Next" w:cs="Avenir Next" w:eastAsia="Avenir Next"/>
           <w:color w:val="1A1A1A"/>
-          <w:sz w:val="21"/>
+          <w:sz w:val="22"/>
           <w:szCs w:val="21"/>
         </w:rPr>
         <w:t xml:space="preserve">The area is 42 cm².</w:t>
@@ -727,18 +735,18 @@
           <w:rFonts w:ascii="Avenir Next" w:hAnsi="Avenir Next" w:cs="Avenir Next" w:eastAsia="Avenir Next"/>
           <w:b/>
           <w:color w:val="1A1A1A"/>
+          <w:sz w:val="22"/>
+          <w:szCs w:val="21"/>
+        </w:rPr>
+        <w:t xml:space="preserve">Answer</w:t>
+      </w:r>
+      <w:r>
+        <w:rPr>
+          <w:rFonts w:ascii="Avenir Next" w:hAnsi="Avenir Next" w:cs="Avenir Next" w:eastAsia="Avenir Next"/>
+          <w:color w:val="1A1A1A"/>
           <w:sz w:val="21"/>
           <w:szCs w:val="21"/>
         </w:rPr>
-        <w:t xml:space="preserve">Answer</w:t>
-      </w:r>
-      <w:r>
-        <w:rPr>
-          <w:rFonts w:ascii="Avenir Next" w:hAnsi="Avenir Next" w:cs="Avenir Next" w:eastAsia="Avenir Next"/>
-          <w:color w:val="1A1A1A"/>
-          <w:sz w:val="21"/>
-          <w:szCs w:val="21"/>
-        </w:rPr>
         <w:tab/>
       </w:r>
       <w:r>
@@ -746,7 +754,7 @@
           <w:rFonts w:ascii="Avenir Next" w:hAnsi="Avenir Next" w:cs="Avenir Next" w:eastAsia="Avenir Next"/>
           <w:b/>
           <w:color w:val="1A1A1A"/>
-          <w:sz w:val="21"/>
+          <w:sz w:val="22"/>
           <w:szCs w:val="21"/>
         </w:rPr>
         <w:t xml:space="preserve">42 cm²</w:t>
@@ -754,6 +762,7 @@
     </w:p>
     <w:p>
       <w:pPr>
+        <w:pStyle w:val="Heading2"/>
         <w:keepNext/>
         <w:pBdr>
           <w:bottom w:val="single" w:sz="8" w:space="3" w:color="003A70"/>
@@ -769,7 +778,7 @@
           <w:b/>
           <w:color w:val="003A70"/>
           <w:spacing w:val="14"/>
-          <w:sz w:val="19"/>
+          <w:sz w:val="22"/>
           <w:szCs w:val="19"/>
         </w:rPr>
         <w:t xml:space="preserve">TRY IT WITH HELP</w:t>
@@ -788,7 +797,7 @@
           <w:rFonts w:ascii="Avenir Next" w:hAnsi="Avenir Next" w:cs="Avenir Next" w:eastAsia="Avenir Next"/>
           <w:i/>
           <w:color w:val="5A5F66"/>
-          <w:sz w:val="17"/>
+          <w:sz w:val="22"/>
           <w:szCs w:val="17"/>
         </w:rPr>
         <w:t xml:space="preserve">fill in each step</w:t>
@@ -846,28 +855,47 @@
           <w:rFonts w:ascii="Avenir Next" w:hAnsi="Avenir Next" w:cs="Avenir Next" w:eastAsia="Avenir Next"/>
           <w:b/>
           <w:color w:val="003A70"/>
+          <w:sz w:val="22"/>
+          <w:szCs w:val="18"/>
+        </w:rPr>
+        <w:t xml:space="preserve">Step 1</w:t>
+      </w:r>
+      <w:r>
+        <w:rPr>
+          <w:rFonts w:ascii="Avenir Next" w:hAnsi="Avenir Next" w:cs="Avenir Next" w:eastAsia="Avenir Next"/>
+          <w:color w:val="1A1A1A"/>
           <w:sz w:val="18"/>
           <w:szCs w:val="18"/>
         </w:rPr>
-        <w:t xml:space="preserve">Step 1</w:t>
-      </w:r>
-      <w:r>
-        <w:rPr>
-          <w:rFonts w:ascii="Avenir Next" w:hAnsi="Avenir Next" w:cs="Avenir Next" w:eastAsia="Avenir Next"/>
-          <w:color w:val="1A1A1A"/>
-          <w:sz w:val="18"/>
-          <w:szCs w:val="18"/>
-        </w:rPr>
         <w:tab/>
       </w:r>
       <w:r>
         <w:rPr>
           <w:rFonts w:ascii="Avenir Next" w:hAnsi="Avenir Next" w:cs="Avenir Next" w:eastAsia="Avenir Next"/>
           <w:color w:val="1A1A1A"/>
+          <w:sz w:val="22"/>
+          <w:szCs w:val="21"/>
+        </w:rPr>
+        <w:t xml:space="preserve">Base </w:t>
+      </w:r>
+      <w:r>
+        <w:rPr>
+          <w:rFonts w:ascii="Avenir Next" w:hAnsi="Avenir Next" w:cs="Avenir Next" w:eastAsia="Avenir Next"/>
+          <w:color w:val="1A1A1A"/>
           <w:sz w:val="21"/>
           <w:szCs w:val="21"/>
-        </w:rPr>
-        <w:t xml:space="preserve">Base </w:t>
+          <w:u w:val="single"/>
+        </w:rPr>
+        <w:t xml:space="preserve">                </w:t>
+      </w:r>
+      <w:r>
+        <w:rPr>
+          <w:rFonts w:ascii="Avenir Next" w:hAnsi="Avenir Next" w:cs="Avenir Next" w:eastAsia="Avenir Next"/>
+          <w:color w:val="1A1A1A"/>
+          <w:sz w:val="22"/>
+          <w:szCs w:val="21"/>
+        </w:rPr>
+        <w:t xml:space="preserve"> in. Height </w:t>
       </w:r>
       <w:r>
         <w:rPr>
@@ -883,26 +911,7 @@
         <w:rPr>
           <w:rFonts w:ascii="Avenir Next" w:hAnsi="Avenir Next" w:cs="Avenir Next" w:eastAsia="Avenir Next"/>
           <w:color w:val="1A1A1A"/>
-          <w:sz w:val="21"/>
-          <w:szCs w:val="21"/>
-        </w:rPr>
-        <w:t xml:space="preserve"> in. Height </w:t>
-      </w:r>
-      <w:r>
-        <w:rPr>
-          <w:rFonts w:ascii="Avenir Next" w:hAnsi="Avenir Next" w:cs="Avenir Next" w:eastAsia="Avenir Next"/>
-          <w:color w:val="1A1A1A"/>
-          <w:sz w:val="21"/>
-          <w:szCs w:val="21"/>
-          <w:u w:val="single"/>
-        </w:rPr>
-        <w:t xml:space="preserve">                </w:t>
-      </w:r>
-      <w:r>
-        <w:rPr>
-          <w:rFonts w:ascii="Avenir Next" w:hAnsi="Avenir Next" w:cs="Avenir Next" w:eastAsia="Avenir Next"/>
-          <w:color w:val="1A1A1A"/>
-          <w:sz w:val="21"/>
+          <w:sz w:val="22"/>
           <w:szCs w:val="21"/>
         </w:rPr>
         <w:t xml:space="preserve"> in.</w:t>
@@ -922,28 +931,47 @@
           <w:rFonts w:ascii="Avenir Next" w:hAnsi="Avenir Next" w:cs="Avenir Next" w:eastAsia="Avenir Next"/>
           <w:b/>
           <w:color w:val="003A70"/>
+          <w:sz w:val="22"/>
+          <w:szCs w:val="18"/>
+        </w:rPr>
+        <w:t xml:space="preserve">Step 2</w:t>
+      </w:r>
+      <w:r>
+        <w:rPr>
+          <w:rFonts w:ascii="Avenir Next" w:hAnsi="Avenir Next" w:cs="Avenir Next" w:eastAsia="Avenir Next"/>
+          <w:color w:val="1A1A1A"/>
           <w:sz w:val="18"/>
           <w:szCs w:val="18"/>
         </w:rPr>
-        <w:t xml:space="preserve">Step 2</w:t>
-      </w:r>
-      <w:r>
-        <w:rPr>
-          <w:rFonts w:ascii="Avenir Next" w:hAnsi="Avenir Next" w:cs="Avenir Next" w:eastAsia="Avenir Next"/>
-          <w:color w:val="1A1A1A"/>
-          <w:sz w:val="18"/>
-          <w:szCs w:val="18"/>
-        </w:rPr>
         <w:tab/>
       </w:r>
       <w:r>
         <w:rPr>
           <w:rFonts w:ascii="Avenir Next" w:hAnsi="Avenir Next" w:cs="Avenir Next" w:eastAsia="Avenir Next"/>
           <w:color w:val="1A1A1A"/>
+          <w:sz w:val="22"/>
+          <w:szCs w:val="21"/>
+        </w:rPr>
+        <w:t xml:space="preserve">12 × 9 = </w:t>
+      </w:r>
+      <w:r>
+        <w:rPr>
+          <w:rFonts w:ascii="Avenir Next" w:hAnsi="Avenir Next" w:cs="Avenir Next" w:eastAsia="Avenir Next"/>
+          <w:color w:val="1A1A1A"/>
           <w:sz w:val="21"/>
           <w:szCs w:val="21"/>
-        </w:rPr>
-        <w:t xml:space="preserve">12 × 9 = </w:t>
+          <w:u w:val="single"/>
+        </w:rPr>
+        <w:t xml:space="preserve">                </w:t>
+      </w:r>
+      <w:r>
+        <w:rPr>
+          <w:rFonts w:ascii="Avenir Next" w:hAnsi="Avenir Next" w:cs="Avenir Next" w:eastAsia="Avenir Next"/>
+          <w:color w:val="1A1A1A"/>
+          <w:sz w:val="22"/>
+          <w:szCs w:val="21"/>
+        </w:rPr>
+        <w:t xml:space="preserve">. Half of </w:t>
       </w:r>
       <w:r>
         <w:rPr>
@@ -959,17 +987,17 @@
         <w:rPr>
           <w:rFonts w:ascii="Avenir Next" w:hAnsi="Avenir Next" w:cs="Avenir Next" w:eastAsia="Avenir Next"/>
           <w:color w:val="1A1A1A"/>
+          <w:sz w:val="22"/>
+          <w:szCs w:val="21"/>
+        </w:rPr>
+        <w:t xml:space="preserve"> is </w:t>
+      </w:r>
+      <w:r>
+        <w:rPr>
+          <w:rFonts w:ascii="Avenir Next" w:hAnsi="Avenir Next" w:cs="Avenir Next" w:eastAsia="Avenir Next"/>
+          <w:color w:val="1A1A1A"/>
           <w:sz w:val="21"/>
           <w:szCs w:val="21"/>
-        </w:rPr>
-        <w:t xml:space="preserve">. Half of </w:t>
-      </w:r>
-      <w:r>
-        <w:rPr>
-          <w:rFonts w:ascii="Avenir Next" w:hAnsi="Avenir Next" w:cs="Avenir Next" w:eastAsia="Avenir Next"/>
-          <w:color w:val="1A1A1A"/>
-          <w:sz w:val="21"/>
-          <w:szCs w:val="21"/>
           <w:u w:val="single"/>
         </w:rPr>
         <w:t xml:space="preserve">                </w:t>
@@ -978,26 +1006,7 @@
         <w:rPr>
           <w:rFonts w:ascii="Avenir Next" w:hAnsi="Avenir Next" w:cs="Avenir Next" w:eastAsia="Avenir Next"/>
           <w:color w:val="1A1A1A"/>
-          <w:sz w:val="21"/>
-          <w:szCs w:val="21"/>
-        </w:rPr>
-        <w:t xml:space="preserve"> is </w:t>
-      </w:r>
-      <w:r>
-        <w:rPr>
-          <w:rFonts w:ascii="Avenir Next" w:hAnsi="Avenir Next" w:cs="Avenir Next" w:eastAsia="Avenir Next"/>
-          <w:color w:val="1A1A1A"/>
-          <w:sz w:val="21"/>
-          <w:szCs w:val="21"/>
-          <w:u w:val="single"/>
-        </w:rPr>
-        <w:t xml:space="preserve">                </w:t>
-      </w:r>
-      <w:r>
-        <w:rPr>
-          <w:rFonts w:ascii="Avenir Next" w:hAnsi="Avenir Next" w:cs="Avenir Next" w:eastAsia="Avenir Next"/>
-          <w:color w:val="1A1A1A"/>
-          <w:sz w:val="21"/>
+          <w:sz w:val="22"/>
           <w:szCs w:val="21"/>
         </w:rPr>
         <w:t xml:space="preserve">.</w:t>
@@ -1017,35 +1026,35 @@
           <w:rFonts w:ascii="Avenir Next" w:hAnsi="Avenir Next" w:cs="Avenir Next" w:eastAsia="Avenir Next"/>
           <w:b/>
           <w:color w:val="003A70"/>
+          <w:sz w:val="22"/>
+          <w:szCs w:val="18"/>
+        </w:rPr>
+        <w:t xml:space="preserve">Step 3</w:t>
+      </w:r>
+      <w:r>
+        <w:rPr>
+          <w:rFonts w:ascii="Avenir Next" w:hAnsi="Avenir Next" w:cs="Avenir Next" w:eastAsia="Avenir Next"/>
+          <w:color w:val="1A1A1A"/>
           <w:sz w:val="18"/>
           <w:szCs w:val="18"/>
         </w:rPr>
-        <w:t xml:space="preserve">Step 3</w:t>
-      </w:r>
-      <w:r>
-        <w:rPr>
-          <w:rFonts w:ascii="Avenir Next" w:hAnsi="Avenir Next" w:cs="Avenir Next" w:eastAsia="Avenir Next"/>
-          <w:color w:val="1A1A1A"/>
-          <w:sz w:val="18"/>
-          <w:szCs w:val="18"/>
-        </w:rPr>
         <w:tab/>
       </w:r>
       <w:r>
         <w:rPr>
           <w:rFonts w:ascii="Avenir Next" w:hAnsi="Avenir Next" w:cs="Avenir Next" w:eastAsia="Avenir Next"/>
           <w:color w:val="1A1A1A"/>
+          <w:sz w:val="22"/>
+          <w:szCs w:val="21"/>
+        </w:rPr>
+        <w:t xml:space="preserve">The area is </w:t>
+      </w:r>
+      <w:r>
+        <w:rPr>
+          <w:rFonts w:ascii="Avenir Next" w:hAnsi="Avenir Next" w:cs="Avenir Next" w:eastAsia="Avenir Next"/>
+          <w:color w:val="1A1A1A"/>
           <w:sz w:val="21"/>
           <w:szCs w:val="21"/>
-        </w:rPr>
-        <w:t xml:space="preserve">The area is </w:t>
-      </w:r>
-      <w:r>
-        <w:rPr>
-          <w:rFonts w:ascii="Avenir Next" w:hAnsi="Avenir Next" w:cs="Avenir Next" w:eastAsia="Avenir Next"/>
-          <w:color w:val="1A1A1A"/>
-          <w:sz w:val="21"/>
-          <w:szCs w:val="21"/>
           <w:u w:val="single"/>
         </w:rPr>
         <w:t xml:space="preserve">                </w:t>
@@ -1054,7 +1063,7 @@
         <w:rPr>
           <w:rFonts w:ascii="Avenir Next" w:hAnsi="Avenir Next" w:cs="Avenir Next" w:eastAsia="Avenir Next"/>
           <w:color w:val="1A1A1A"/>
-          <w:sz w:val="21"/>
+          <w:sz w:val="22"/>
           <w:szCs w:val="21"/>
         </w:rPr>
         <w:t xml:space="preserve"> in².</w:t>
@@ -1117,28 +1126,47 @@
           <w:rFonts w:ascii="Avenir Next" w:hAnsi="Avenir Next" w:cs="Avenir Next" w:eastAsia="Avenir Next"/>
           <w:b/>
           <w:color w:val="003A70"/>
+          <w:sz w:val="22"/>
+          <w:szCs w:val="18"/>
+        </w:rPr>
+        <w:t xml:space="preserve">Step 1</w:t>
+      </w:r>
+      <w:r>
+        <w:rPr>
+          <w:rFonts w:ascii="Avenir Next" w:hAnsi="Avenir Next" w:cs="Avenir Next" w:eastAsia="Avenir Next"/>
+          <w:color w:val="1A1A1A"/>
           <w:sz w:val="18"/>
           <w:szCs w:val="18"/>
         </w:rPr>
-        <w:t xml:space="preserve">Step 1</w:t>
-      </w:r>
-      <w:r>
-        <w:rPr>
-          <w:rFonts w:ascii="Avenir Next" w:hAnsi="Avenir Next" w:cs="Avenir Next" w:eastAsia="Avenir Next"/>
-          <w:color w:val="1A1A1A"/>
-          <w:sz w:val="18"/>
-          <w:szCs w:val="18"/>
-        </w:rPr>
         <w:tab/>
       </w:r>
       <w:r>
         <w:rPr>
           <w:rFonts w:ascii="Avenir Next" w:hAnsi="Avenir Next" w:cs="Avenir Next" w:eastAsia="Avenir Next"/>
           <w:color w:val="1A1A1A"/>
+          <w:sz w:val="22"/>
+          <w:szCs w:val="21"/>
+        </w:rPr>
+        <w:t xml:space="preserve">Base </w:t>
+      </w:r>
+      <w:r>
+        <w:rPr>
+          <w:rFonts w:ascii="Avenir Next" w:hAnsi="Avenir Next" w:cs="Avenir Next" w:eastAsia="Avenir Next"/>
+          <w:color w:val="1A1A1A"/>
           <w:sz w:val="21"/>
           <w:szCs w:val="21"/>
-        </w:rPr>
-        <w:t xml:space="preserve">Base </w:t>
+          <w:u w:val="single"/>
+        </w:rPr>
+        <w:t xml:space="preserve">                </w:t>
+      </w:r>
+      <w:r>
+        <w:rPr>
+          <w:rFonts w:ascii="Avenir Next" w:hAnsi="Avenir Next" w:cs="Avenir Next" w:eastAsia="Avenir Next"/>
+          <w:color w:val="1A1A1A"/>
+          <w:sz w:val="22"/>
+          <w:szCs w:val="21"/>
+        </w:rPr>
+        <w:t xml:space="preserve"> ft. Height </w:t>
       </w:r>
       <w:r>
         <w:rPr>
@@ -1154,26 +1182,7 @@
         <w:rPr>
           <w:rFonts w:ascii="Avenir Next" w:hAnsi="Avenir Next" w:cs="Avenir Next" w:eastAsia="Avenir Next"/>
           <w:color w:val="1A1A1A"/>
-          <w:sz w:val="21"/>
-          <w:szCs w:val="21"/>
-        </w:rPr>
-        <w:t xml:space="preserve"> ft. Height </w:t>
-      </w:r>
-      <w:r>
-        <w:rPr>
-          <w:rFonts w:ascii="Avenir Next" w:hAnsi="Avenir Next" w:cs="Avenir Next" w:eastAsia="Avenir Next"/>
-          <w:color w:val="1A1A1A"/>
-          <w:sz w:val="21"/>
-          <w:szCs w:val="21"/>
-          <w:u w:val="single"/>
-        </w:rPr>
-        <w:t xml:space="preserve">                </w:t>
-      </w:r>
-      <w:r>
-        <w:rPr>
-          <w:rFonts w:ascii="Avenir Next" w:hAnsi="Avenir Next" w:cs="Avenir Next" w:eastAsia="Avenir Next"/>
-          <w:color w:val="1A1A1A"/>
-          <w:sz w:val="21"/>
+          <w:sz w:val="22"/>
           <w:szCs w:val="21"/>
         </w:rPr>
         <w:t xml:space="preserve"> ft.</w:t>
@@ -1193,28 +1202,47 @@
           <w:rFonts w:ascii="Avenir Next" w:hAnsi="Avenir Next" w:cs="Avenir Next" w:eastAsia="Avenir Next"/>
           <w:b/>
           <w:color w:val="003A70"/>
+          <w:sz w:val="22"/>
+          <w:szCs w:val="18"/>
+        </w:rPr>
+        <w:t xml:space="preserve">Step 2</w:t>
+      </w:r>
+      <w:r>
+        <w:rPr>
+          <w:rFonts w:ascii="Avenir Next" w:hAnsi="Avenir Next" w:cs="Avenir Next" w:eastAsia="Avenir Next"/>
+          <w:color w:val="1A1A1A"/>
           <w:sz w:val="18"/>
           <w:szCs w:val="18"/>
         </w:rPr>
-        <w:t xml:space="preserve">Step 2</w:t>
-      </w:r>
-      <w:r>
-        <w:rPr>
-          <w:rFonts w:ascii="Avenir Next" w:hAnsi="Avenir Next" w:cs="Avenir Next" w:eastAsia="Avenir Next"/>
-          <w:color w:val="1A1A1A"/>
-          <w:sz w:val="18"/>
-          <w:szCs w:val="18"/>
-        </w:rPr>
         <w:tab/>
       </w:r>
       <w:r>
         <w:rPr>
           <w:rFonts w:ascii="Avenir Next" w:hAnsi="Avenir Next" w:cs="Avenir Next" w:eastAsia="Avenir Next"/>
           <w:color w:val="1A1A1A"/>
+          <w:sz w:val="22"/>
+          <w:szCs w:val="21"/>
+        </w:rPr>
+        <w:t xml:space="preserve">24 × 7 = </w:t>
+      </w:r>
+      <w:r>
+        <w:rPr>
+          <w:rFonts w:ascii="Avenir Next" w:hAnsi="Avenir Next" w:cs="Avenir Next" w:eastAsia="Avenir Next"/>
+          <w:color w:val="1A1A1A"/>
           <w:sz w:val="21"/>
           <w:szCs w:val="21"/>
-        </w:rPr>
-        <w:t xml:space="preserve">24 × 7 = </w:t>
+          <w:u w:val="single"/>
+        </w:rPr>
+        <w:t xml:space="preserve">                </w:t>
+      </w:r>
+      <w:r>
+        <w:rPr>
+          <w:rFonts w:ascii="Avenir Next" w:hAnsi="Avenir Next" w:cs="Avenir Next" w:eastAsia="Avenir Next"/>
+          <w:color w:val="1A1A1A"/>
+          <w:sz w:val="22"/>
+          <w:szCs w:val="21"/>
+        </w:rPr>
+        <w:t xml:space="preserve">. Half of </w:t>
       </w:r>
       <w:r>
         <w:rPr>
@@ -1230,17 +1258,17 @@
         <w:rPr>
           <w:rFonts w:ascii="Avenir Next" w:hAnsi="Avenir Next" w:cs="Avenir Next" w:eastAsia="Avenir Next"/>
           <w:color w:val="1A1A1A"/>
+          <w:sz w:val="22"/>
+          <w:szCs w:val="21"/>
+        </w:rPr>
+        <w:t xml:space="preserve"> is </w:t>
+      </w:r>
+      <w:r>
+        <w:rPr>
+          <w:rFonts w:ascii="Avenir Next" w:hAnsi="Avenir Next" w:cs="Avenir Next" w:eastAsia="Avenir Next"/>
+          <w:color w:val="1A1A1A"/>
           <w:sz w:val="21"/>
           <w:szCs w:val="21"/>
-        </w:rPr>
-        <w:t xml:space="preserve">. Half of </w:t>
-      </w:r>
-      <w:r>
-        <w:rPr>
-          <w:rFonts w:ascii="Avenir Next" w:hAnsi="Avenir Next" w:cs="Avenir Next" w:eastAsia="Avenir Next"/>
-          <w:color w:val="1A1A1A"/>
-          <w:sz w:val="21"/>
-          <w:szCs w:val="21"/>
           <w:u w:val="single"/>
         </w:rPr>
         <w:t xml:space="preserve">                </w:t>
@@ -1249,26 +1277,7 @@
         <w:rPr>
           <w:rFonts w:ascii="Avenir Next" w:hAnsi="Avenir Next" w:cs="Avenir Next" w:eastAsia="Avenir Next"/>
           <w:color w:val="1A1A1A"/>
-          <w:sz w:val="21"/>
-          <w:szCs w:val="21"/>
-        </w:rPr>
-        <w:t xml:space="preserve"> is </w:t>
-      </w:r>
-      <w:r>
-        <w:rPr>
-          <w:rFonts w:ascii="Avenir Next" w:hAnsi="Avenir Next" w:cs="Avenir Next" w:eastAsia="Avenir Next"/>
-          <w:color w:val="1A1A1A"/>
-          <w:sz w:val="21"/>
-          <w:szCs w:val="21"/>
-          <w:u w:val="single"/>
-        </w:rPr>
-        <w:t xml:space="preserve">                </w:t>
-      </w:r>
-      <w:r>
-        <w:rPr>
-          <w:rFonts w:ascii="Avenir Next" w:hAnsi="Avenir Next" w:cs="Avenir Next" w:eastAsia="Avenir Next"/>
-          <w:color w:val="1A1A1A"/>
-          <w:sz w:val="21"/>
+          <w:sz w:val="22"/>
           <w:szCs w:val="21"/>
         </w:rPr>
         <w:t xml:space="preserve">.</w:t>
@@ -1288,35 +1297,35 @@
           <w:rFonts w:ascii="Avenir Next" w:hAnsi="Avenir Next" w:cs="Avenir Next" w:eastAsia="Avenir Next"/>
           <w:b/>
           <w:color w:val="003A70"/>
+          <w:sz w:val="22"/>
+          <w:szCs w:val="18"/>
+        </w:rPr>
+        <w:t xml:space="preserve">Step 3</w:t>
+      </w:r>
+      <w:r>
+        <w:rPr>
+          <w:rFonts w:ascii="Avenir Next" w:hAnsi="Avenir Next" w:cs="Avenir Next" w:eastAsia="Avenir Next"/>
+          <w:color w:val="1A1A1A"/>
           <w:sz w:val="18"/>
           <w:szCs w:val="18"/>
         </w:rPr>
-        <w:t xml:space="preserve">Step 3</w:t>
-      </w:r>
-      <w:r>
-        <w:rPr>
-          <w:rFonts w:ascii="Avenir Next" w:hAnsi="Avenir Next" w:cs="Avenir Next" w:eastAsia="Avenir Next"/>
-          <w:color w:val="1A1A1A"/>
-          <w:sz w:val="18"/>
-          <w:szCs w:val="18"/>
-        </w:rPr>
         <w:tab/>
       </w:r>
       <w:r>
         <w:rPr>
           <w:rFonts w:ascii="Avenir Next" w:hAnsi="Avenir Next" w:cs="Avenir Next" w:eastAsia="Avenir Next"/>
           <w:color w:val="1A1A1A"/>
+          <w:sz w:val="22"/>
+          <w:szCs w:val="21"/>
+        </w:rPr>
+        <w:t xml:space="preserve">The area is </w:t>
+      </w:r>
+      <w:r>
+        <w:rPr>
+          <w:rFonts w:ascii="Avenir Next" w:hAnsi="Avenir Next" w:cs="Avenir Next" w:eastAsia="Avenir Next"/>
+          <w:color w:val="1A1A1A"/>
           <w:sz w:val="21"/>
           <w:szCs w:val="21"/>
-        </w:rPr>
-        <w:t xml:space="preserve">The area is </w:t>
-      </w:r>
-      <w:r>
-        <w:rPr>
-          <w:rFonts w:ascii="Avenir Next" w:hAnsi="Avenir Next" w:cs="Avenir Next" w:eastAsia="Avenir Next"/>
-          <w:color w:val="1A1A1A"/>
-          <w:sz w:val="21"/>
-          <w:szCs w:val="21"/>
           <w:u w:val="single"/>
         </w:rPr>
         <w:t xml:space="preserve">                </w:t>
@@ -1325,7 +1334,7 @@
         <w:rPr>
           <w:rFonts w:ascii="Avenir Next" w:hAnsi="Avenir Next" w:cs="Avenir Next" w:eastAsia="Avenir Next"/>
           <w:color w:val="1A1A1A"/>
-          <w:sz w:val="21"/>
+          <w:sz w:val="22"/>
           <w:szCs w:val="21"/>
         </w:rPr>
         <w:t xml:space="preserve"> ft².</w:t>
@@ -1338,6 +1347,7 @@
     </w:p>
     <w:p>
       <w:pPr>
+        <w:pStyle w:val="Heading2"/>
         <w:keepNext/>
         <w:pBdr>
           <w:bottom w:val="single" w:sz="8" w:space="3" w:color="003A70"/>
@@ -1353,7 +1363,7 @@
           <w:b/>
           <w:color w:val="003A70"/>
           <w:spacing w:val="14"/>
-          <w:sz w:val="19"/>
+          <w:sz w:val="22"/>
           <w:szCs w:val="19"/>
         </w:rPr>
         <w:t xml:space="preserve">YOUR TURN</w:t>
@@ -1372,7 +1382,7 @@
           <w:rFonts w:ascii="Avenir Next" w:hAnsi="Avenir Next" w:cs="Avenir Next" w:eastAsia="Avenir Next"/>
           <w:i/>
           <w:color w:val="5A5F66"/>
-          <w:sz w:val="17"/>
+          <w:sz w:val="22"/>
           <w:szCs w:val="17"/>
         </w:rPr>
         <w:t xml:space="preserve">use the steps on your own</w:t>
@@ -1543,7 +1553,7 @@
                       <w:szCs w:val="22"/>
                       <w:u w:val="single"/>
                     </w:rPr>
-                    <w:t xml:space="preserve">      </w:t>
+                    <w:t xml:space="preserve">          </w:t>
                   </w:r>
                 </w:p>
               </w:tc>
@@ -1605,7 +1615,7 @@
                       <w:szCs w:val="22"/>
                       <w:u w:val="single"/>
                     </w:rPr>
-                    <w:t xml:space="preserve">      </w:t>
+                    <w:t xml:space="preserve">          </w:t>
                   </w:r>
                 </w:p>
               </w:tc>
@@ -1673,7 +1683,7 @@
                       <w:szCs w:val="22"/>
                       <w:u w:val="single"/>
                     </w:rPr>
-                    <w:t xml:space="preserve">      </w:t>
+                    <w:t xml:space="preserve">          </w:t>
                   </w:r>
                 </w:p>
               </w:tc>
@@ -1735,7 +1745,7 @@
                       <w:szCs w:val="22"/>
                       <w:u w:val="single"/>
                     </w:rPr>
-                    <w:t xml:space="preserve">      </w:t>
+                    <w:t xml:space="preserve">          </w:t>
                   </w:r>
                 </w:p>
               </w:tc>
@@ -1758,7 +1768,7 @@
       <w:pPr>
         <w:pageBreakBefore/>
         <w:keepNext/>
-        <w:spacing w:before="0" w:after="12" w:line="264" w:lineRule="auto"/>
+        <w:spacing w:before="0" w:after="12" w:line="252" w:lineRule="auto"/>
       </w:pPr>
       <w:r>
         <w:rPr>
@@ -1767,7 +1777,7 @@
           <w:caps/>
           <w:color w:val="003A70"/>
           <w:spacing w:val="12"/>
-          <w:sz w:val="19"/>
+          <w:sz w:val="22"/>
           <w:szCs w:val="19"/>
         </w:rPr>
         <w:t xml:space="preserve">Lesson 5-2  ·  Session 2  ·  Prerequisite Practice B  ·  Skill 2 of 2</w:t>
@@ -1775,6 +1785,7 @@
     </w:p>
     <w:p>
       <w:pPr>
+        <w:pStyle w:val="Heading1"/>
         <w:keepNext/>
         <w:spacing w:before="0" w:after="10" w:line="240" w:lineRule="auto"/>
       </w:pPr>
@@ -1794,13 +1805,13 @@
         <w:pBdr>
           <w:bottom w:val="single" w:sz="4" w:space="5" w:color="C9CDD2"/>
         </w:pBdr>
-        <w:spacing w:before="0" w:after="60" w:line="264" w:lineRule="auto"/>
+        <w:spacing w:before="0" w:after="60" w:line="252" w:lineRule="auto"/>
       </w:pPr>
       <w:r>
         <w:rPr>
           <w:rFonts w:ascii="Avenir Next" w:hAnsi="Avenir Next" w:cs="Avenir Next" w:eastAsia="Avenir Next"/>
           <w:color w:val="5A5F66"/>
-          <w:sz w:val="17"/>
+          <w:sz w:val="22"/>
           <w:szCs w:val="17"/>
         </w:rPr>
         <w:t xml:space="preserve">Builds on Lesson 5-1 Session 1 · 6.G.A.1</w:t>
@@ -1843,7 +1854,8 @@
           </w:tcPr>
           <w:p>
             <w:pPr>
-              <w:spacing w:before="0" w:after="0" w:line="252" w:lineRule="auto"/>
+              <w:pStyle w:val="Heading2"/>
+              <w:spacing w:before="0" w:after="0" w:line="246" w:lineRule="auto"/>
             </w:pPr>
             <w:r>
               <w:rPr>
@@ -1866,13 +1878,13 @@
           </w:tcPr>
           <w:p>
             <w:pPr>
-              <w:spacing w:before="0" w:after="0" w:line="264" w:lineRule="auto"/>
+              <w:spacing w:before="0" w:after="0" w:line="252" w:lineRule="auto"/>
             </w:pPr>
             <w:r>
               <w:rPr>
                 <w:rFonts w:ascii="Avenir Next" w:hAnsi="Avenir Next" w:cs="Avenir Next" w:eastAsia="Avenir Next"/>
                 <w:color w:val="1A1A1A"/>
-                <w:sz w:val="20"/>
+                <w:sz w:val="22"/>
                 <w:szCs w:val="20"/>
               </w:rPr>
               <w:t xml:space="preserve">You will find the height of a triangle when the area is 54 in² and the base is 12 in.</w:t>
@@ -1892,7 +1904,8 @@
           </w:tcPr>
           <w:p>
             <w:pPr>
-              <w:spacing w:before="0" w:after="0" w:line="252" w:lineRule="auto"/>
+              <w:pStyle w:val="Heading2"/>
+              <w:spacing w:before="0" w:after="0" w:line="246" w:lineRule="auto"/>
             </w:pPr>
             <w:r>
               <w:rPr>
@@ -1915,13 +1928,13 @@
           </w:tcPr>
           <w:p>
             <w:pPr>
-              <w:spacing w:before="0" w:after="0" w:line="264" w:lineRule="auto"/>
+              <w:spacing w:before="0" w:after="0" w:line="252" w:lineRule="auto"/>
             </w:pPr>
             <w:r>
               <w:rPr>
                 <w:rFonts w:ascii="Avenir Next" w:hAnsi="Avenir Next" w:cs="Avenir Next" w:eastAsia="Avenir Next"/>
                 <w:color w:val="1A1A1A"/>
-                <w:sz w:val="20"/>
+                <w:sz w:val="22"/>
                 <w:szCs w:val="20"/>
               </w:rPr>
               <w:t xml:space="preserve">Find a missing measure by dividing: A ÷ base = height.  </w:t>
@@ -1931,7 +1944,7 @@
                 <w:rFonts w:ascii="Avenir Next" w:hAnsi="Avenir Next" w:cs="Avenir Next" w:eastAsia="Avenir Next"/>
                 <w:b/>
                 <w:color w:val="1A1A1A"/>
-                <w:sz w:val="20"/>
+                <w:sz w:val="22"/>
                 <w:szCs w:val="20"/>
               </w:rPr>
               <w:t xml:space="preserve">You will use it in Practice Form A, problems 3 and 7.</w:t>
@@ -1942,6 +1955,7 @@
     </w:tbl>
     <w:p>
       <w:pPr>
+        <w:pStyle w:val="Heading2"/>
         <w:keepNext/>
         <w:pBdr>
           <w:bottom w:val="single" w:sz="8" w:space="3" w:color="003A70"/>
@@ -1957,7 +1971,7 @@
           <w:b/>
           <w:color w:val="003A70"/>
           <w:spacing w:val="14"/>
-          <w:sz w:val="19"/>
+          <w:sz w:val="22"/>
           <w:szCs w:val="19"/>
         </w:rPr>
         <w:t xml:space="preserve">STEPS TO FOLLOW</w:t>
@@ -1976,7 +1990,7 @@
           <w:rFonts w:ascii="Avenir Next" w:hAnsi="Avenir Next" w:cs="Avenir Next" w:eastAsia="Avenir Next"/>
           <w:i/>
           <w:color w:val="5A5F66"/>
-          <w:sz w:val="17"/>
+          <w:sz w:val="22"/>
           <w:szCs w:val="17"/>
         </w:rPr>
         <w:t xml:space="preserve">use these same steps on every problem</w:t>
@@ -2018,6 +2032,7 @@
           </w:tcPr>
           <w:p>
             <w:pPr>
+              <w:pStyle w:val="Heading1"/>
               <w:spacing w:before="0" w:after="0" w:line="240" w:lineRule="auto"/>
               <w:jc w:val="center"/>
             </w:pPr>
@@ -2040,13 +2055,13 @@
           </w:tcPr>
           <w:p>
             <w:pPr>
-              <w:spacing w:before="0" w:after="0" w:line="264" w:lineRule="auto"/>
+              <w:spacing w:before="0" w:after="0" w:line="252" w:lineRule="auto"/>
             </w:pPr>
             <w:r>
               <w:rPr>
                 <w:rFonts w:ascii="Avenir Next" w:hAnsi="Avenir Next" w:cs="Avenir Next" w:eastAsia="Avenir Next"/>
                 <w:color w:val="1A1A1A"/>
-                <w:sz w:val="21"/>
+                <w:sz w:val="22"/>
                 <w:szCs w:val="21"/>
               </w:rPr>
               <w:t xml:space="preserve">Write the area as a </w:t>
@@ -2056,7 +2071,7 @@
                 <w:rFonts w:ascii="Avenir Next" w:hAnsi="Avenir Next" w:cs="Avenir Next" w:eastAsia="Avenir Next"/>
                 <w:b/>
                 <w:color w:val="1A1A1A"/>
-                <w:sz w:val="21"/>
+                <w:sz w:val="22"/>
                 <w:szCs w:val="21"/>
               </w:rPr>
               <w:t xml:space="preserve">product</w:t>
@@ -2065,7 +2080,7 @@
               <w:rPr>
                 <w:rFonts w:ascii="Avenir Next" w:hAnsi="Avenir Next" w:cs="Avenir Next" w:eastAsia="Avenir Next"/>
                 <w:color w:val="1A1A1A"/>
-                <w:sz w:val="21"/>
+                <w:sz w:val="22"/>
                 <w:szCs w:val="21"/>
               </w:rPr>
               <w:t xml:space="preserve">: A = b × h.</w:t>
@@ -2084,6 +2099,7 @@
           </w:tcPr>
           <w:p>
             <w:pPr>
+              <w:pStyle w:val="Heading1"/>
               <w:spacing w:before="0" w:after="0" w:line="240" w:lineRule="auto"/>
               <w:jc w:val="center"/>
             </w:pPr>
@@ -2106,14 +2122,14 @@
           </w:tcPr>
           <w:p>
             <w:pPr>
-              <w:spacing w:before="0" w:after="0" w:line="264" w:lineRule="auto"/>
+              <w:spacing w:before="0" w:after="0" w:line="252" w:lineRule="auto"/>
             </w:pPr>
             <w:r>
               <w:rPr>
                 <w:rFonts w:ascii="Avenir Next" w:hAnsi="Avenir Next" w:cs="Avenir Next" w:eastAsia="Avenir Next"/>
                 <w:b/>
                 <w:color w:val="1A1A1A"/>
-                <w:sz w:val="21"/>
+                <w:sz w:val="22"/>
                 <w:szCs w:val="21"/>
               </w:rPr>
               <w:t xml:space="preserve">Divide</w:t>
@@ -2122,7 +2138,7 @@
               <w:rPr>
                 <w:rFonts w:ascii="Avenir Next" w:hAnsi="Avenir Next" w:cs="Avenir Next" w:eastAsia="Avenir Next"/>
                 <w:color w:val="1A1A1A"/>
-                <w:sz w:val="21"/>
+                <w:sz w:val="22"/>
                 <w:szCs w:val="21"/>
               </w:rPr>
               <w:t xml:space="preserve"> the area by the measure you know.</w:t>
@@ -2141,6 +2157,7 @@
           </w:tcPr>
           <w:p>
             <w:pPr>
+              <w:pStyle w:val="Heading1"/>
               <w:spacing w:before="0" w:after="0" w:line="240" w:lineRule="auto"/>
               <w:jc w:val="center"/>
             </w:pPr>
@@ -2163,14 +2180,14 @@
           </w:tcPr>
           <w:p>
             <w:pPr>
-              <w:spacing w:before="0" w:after="0" w:line="264" w:lineRule="auto"/>
+              <w:spacing w:before="0" w:after="0" w:line="252" w:lineRule="auto"/>
             </w:pPr>
             <w:r>
               <w:rPr>
                 <w:rFonts w:ascii="Avenir Next" w:hAnsi="Avenir Next" w:cs="Avenir Next" w:eastAsia="Avenir Next"/>
                 <w:b/>
                 <w:color w:val="1A1A1A"/>
-                <w:sz w:val="21"/>
+                <w:sz w:val="22"/>
                 <w:szCs w:val="21"/>
               </w:rPr>
               <w:t xml:space="preserve">Check</w:t>
@@ -2179,7 +2196,7 @@
               <w:rPr>
                 <w:rFonts w:ascii="Avenir Next" w:hAnsi="Avenir Next" w:cs="Avenir Next" w:eastAsia="Avenir Next"/>
                 <w:color w:val="1A1A1A"/>
-                <w:sz w:val="21"/>
+                <w:sz w:val="22"/>
                 <w:szCs w:val="21"/>
               </w:rPr>
               <w:t xml:space="preserve"> by multiplying b × h.</w:t>
@@ -2190,6 +2207,7 @@
     </w:tbl>
     <w:p>
       <w:pPr>
+        <w:pStyle w:val="Heading2"/>
         <w:keepNext/>
         <w:pBdr>
           <w:bottom w:val="single" w:sz="8" w:space="3" w:color="003A70"/>
@@ -2205,7 +2223,7 @@
           <w:b/>
           <w:color w:val="003A70"/>
           <w:spacing w:val="14"/>
-          <w:sz w:val="19"/>
+          <w:sz w:val="22"/>
           <w:szCs w:val="19"/>
         </w:rPr>
         <w:t xml:space="preserve">WATCH ME</w:t>
@@ -2224,7 +2242,7 @@
           <w:rFonts w:ascii="Avenir Next" w:hAnsi="Avenir Next" w:cs="Avenir Next" w:eastAsia="Avenir Next"/>
           <w:i/>
           <w:color w:val="5A5F66"/>
-          <w:sz w:val="17"/>
+          <w:sz w:val="22"/>
           <w:szCs w:val="17"/>
         </w:rPr>
         <w:t xml:space="preserve">the steps in action</w:t>
@@ -2232,14 +2250,14 @@
     </w:p>
     <w:p>
       <w:pPr>
-        <w:spacing w:before="0" w:after="40" w:line="264" w:lineRule="auto"/>
+        <w:spacing w:before="0" w:after="40" w:line="252" w:lineRule="auto"/>
       </w:pPr>
       <w:r>
         <w:rPr>
           <w:rFonts w:ascii="Avenir Next" w:hAnsi="Avenir Next" w:cs="Avenir Next" w:eastAsia="Avenir Next"/>
           <w:b/>
           <w:color w:val="1A1A1A"/>
-          <w:sz w:val="21"/>
+          <w:sz w:val="22"/>
           <w:szCs w:val="21"/>
         </w:rPr>
         <w:t xml:space="preserve">A parallelogram has area 135 cm² and base 15 cm. Find the height.</w:t>
@@ -2250,7 +2268,7 @@
         <w:tabs>
           <w:tab w:val="left" w:pos="950"/>
         </w:tabs>
-        <w:spacing w:before="0" w:after="24" w:line="256" w:lineRule="auto"/>
+        <w:spacing w:before="0" w:after="24" w:line="248" w:lineRule="auto"/>
         <w:ind w:left="950" w:hanging="950"/>
       </w:pPr>
       <w:r>
@@ -2258,25 +2276,25 @@
           <w:rFonts w:ascii="Avenir Next" w:hAnsi="Avenir Next" w:cs="Avenir Next" w:eastAsia="Avenir Next"/>
           <w:b/>
           <w:color w:val="003A70"/>
+          <w:sz w:val="22"/>
+          <w:szCs w:val="19"/>
+        </w:rPr>
+        <w:t xml:space="preserve">Step 1</w:t>
+      </w:r>
+      <w:r>
+        <w:rPr>
+          <w:rFonts w:ascii="Avenir Next" w:hAnsi="Avenir Next" w:cs="Avenir Next" w:eastAsia="Avenir Next"/>
+          <w:color w:val="1A1A1A"/>
           <w:sz w:val="19"/>
           <w:szCs w:val="19"/>
         </w:rPr>
-        <w:t xml:space="preserve">Step 1</w:t>
-      </w:r>
-      <w:r>
-        <w:rPr>
-          <w:rFonts w:ascii="Avenir Next" w:hAnsi="Avenir Next" w:cs="Avenir Next" w:eastAsia="Avenir Next"/>
-          <w:color w:val="1A1A1A"/>
-          <w:sz w:val="19"/>
-          <w:szCs w:val="19"/>
-        </w:rPr>
         <w:tab/>
       </w:r>
       <w:r>
         <w:rPr>
           <w:rFonts w:ascii="Avenir Next" w:hAnsi="Avenir Next" w:cs="Avenir Next" w:eastAsia="Avenir Next"/>
           <w:color w:val="1A1A1A"/>
-          <w:sz w:val="21"/>
+          <w:sz w:val="22"/>
           <w:szCs w:val="21"/>
         </w:rPr>
         <w:t xml:space="preserve">135 = 15 × h.</w:t>
@@ -2287,7 +2305,7 @@
         <w:tabs>
           <w:tab w:val="left" w:pos="950"/>
         </w:tabs>
-        <w:spacing w:before="0" w:after="24" w:line="256" w:lineRule="auto"/>
+        <w:spacing w:before="0" w:after="24" w:line="248" w:lineRule="auto"/>
         <w:ind w:left="950" w:hanging="950"/>
       </w:pPr>
       <w:r>
@@ -2295,25 +2313,25 @@
           <w:rFonts w:ascii="Avenir Next" w:hAnsi="Avenir Next" w:cs="Avenir Next" w:eastAsia="Avenir Next"/>
           <w:b/>
           <w:color w:val="003A70"/>
+          <w:sz w:val="22"/>
+          <w:szCs w:val="19"/>
+        </w:rPr>
+        <w:t xml:space="preserve">Step 2</w:t>
+      </w:r>
+      <w:r>
+        <w:rPr>
+          <w:rFonts w:ascii="Avenir Next" w:hAnsi="Avenir Next" w:cs="Avenir Next" w:eastAsia="Avenir Next"/>
+          <w:color w:val="1A1A1A"/>
           <w:sz w:val="19"/>
           <w:szCs w:val="19"/>
         </w:rPr>
-        <w:t xml:space="preserve">Step 2</w:t>
-      </w:r>
-      <w:r>
-        <w:rPr>
-          <w:rFonts w:ascii="Avenir Next" w:hAnsi="Avenir Next" w:cs="Avenir Next" w:eastAsia="Avenir Next"/>
-          <w:color w:val="1A1A1A"/>
-          <w:sz w:val="19"/>
-          <w:szCs w:val="19"/>
-        </w:rPr>
         <w:tab/>
       </w:r>
       <w:r>
         <w:rPr>
           <w:rFonts w:ascii="Avenir Next" w:hAnsi="Avenir Next" w:cs="Avenir Next" w:eastAsia="Avenir Next"/>
           <w:color w:val="1A1A1A"/>
-          <w:sz w:val="21"/>
+          <w:sz w:val="22"/>
           <w:szCs w:val="21"/>
         </w:rPr>
         <w:t xml:space="preserve">135 ÷ 15 = 9.</w:t>
@@ -2324,7 +2342,7 @@
         <w:tabs>
           <w:tab w:val="left" w:pos="950"/>
         </w:tabs>
-        <w:spacing w:before="0" w:after="24" w:line="256" w:lineRule="auto"/>
+        <w:spacing w:before="0" w:after="24" w:line="248" w:lineRule="auto"/>
         <w:ind w:left="950" w:hanging="950"/>
       </w:pPr>
       <w:r>
@@ -2332,25 +2350,25 @@
           <w:rFonts w:ascii="Avenir Next" w:hAnsi="Avenir Next" w:cs="Avenir Next" w:eastAsia="Avenir Next"/>
           <w:b/>
           <w:color w:val="003A70"/>
+          <w:sz w:val="22"/>
+          <w:szCs w:val="19"/>
+        </w:rPr>
+        <w:t xml:space="preserve">Step 3</w:t>
+      </w:r>
+      <w:r>
+        <w:rPr>
+          <w:rFonts w:ascii="Avenir Next" w:hAnsi="Avenir Next" w:cs="Avenir Next" w:eastAsia="Avenir Next"/>
+          <w:color w:val="1A1A1A"/>
           <w:sz w:val="19"/>
           <w:szCs w:val="19"/>
         </w:rPr>
-        <w:t xml:space="preserve">Step 3</w:t>
-      </w:r>
-      <w:r>
-        <w:rPr>
-          <w:rFonts w:ascii="Avenir Next" w:hAnsi="Avenir Next" w:cs="Avenir Next" w:eastAsia="Avenir Next"/>
-          <w:color w:val="1A1A1A"/>
-          <w:sz w:val="19"/>
-          <w:szCs w:val="19"/>
-        </w:rPr>
         <w:tab/>
       </w:r>
       <w:r>
         <w:rPr>
           <w:rFonts w:ascii="Avenir Next" w:hAnsi="Avenir Next" w:cs="Avenir Next" w:eastAsia="Avenir Next"/>
           <w:color w:val="1A1A1A"/>
-          <w:sz w:val="21"/>
+          <w:sz w:val="22"/>
           <w:szCs w:val="21"/>
         </w:rPr>
         <w:t xml:space="preserve">Check: 15 × 9 = 135.</w:t>
@@ -2361,7 +2379,7 @@
         <w:tabs>
           <w:tab w:val="left" w:pos="950"/>
         </w:tabs>
-        <w:spacing w:before="20" w:after="0" w:line="256" w:lineRule="auto"/>
+        <w:spacing w:before="20" w:after="0" w:line="248" w:lineRule="auto"/>
         <w:ind w:left="950" w:hanging="950"/>
       </w:pPr>
       <w:r>
@@ -2369,18 +2387,18 @@
           <w:rFonts w:ascii="Avenir Next" w:hAnsi="Avenir Next" w:cs="Avenir Next" w:eastAsia="Avenir Next"/>
           <w:b/>
           <w:color w:val="1A1A1A"/>
+          <w:sz w:val="22"/>
+          <w:szCs w:val="21"/>
+        </w:rPr>
+        <w:t xml:space="preserve">Answer</w:t>
+      </w:r>
+      <w:r>
+        <w:rPr>
+          <w:rFonts w:ascii="Avenir Next" w:hAnsi="Avenir Next" w:cs="Avenir Next" w:eastAsia="Avenir Next"/>
+          <w:color w:val="1A1A1A"/>
           <w:sz w:val="21"/>
           <w:szCs w:val="21"/>
         </w:rPr>
-        <w:t xml:space="preserve">Answer</w:t>
-      </w:r>
-      <w:r>
-        <w:rPr>
-          <w:rFonts w:ascii="Avenir Next" w:hAnsi="Avenir Next" w:cs="Avenir Next" w:eastAsia="Avenir Next"/>
-          <w:color w:val="1A1A1A"/>
-          <w:sz w:val="21"/>
-          <w:szCs w:val="21"/>
-        </w:rPr>
         <w:tab/>
       </w:r>
       <w:r>
@@ -2388,7 +2406,7 @@
           <w:rFonts w:ascii="Avenir Next" w:hAnsi="Avenir Next" w:cs="Avenir Next" w:eastAsia="Avenir Next"/>
           <w:b/>
           <w:color w:val="1A1A1A"/>
-          <w:sz w:val="21"/>
+          <w:sz w:val="22"/>
           <w:szCs w:val="21"/>
         </w:rPr>
         <w:t xml:space="preserve">9 cm</w:t>
@@ -2396,6 +2414,7 @@
     </w:p>
     <w:p>
       <w:pPr>
+        <w:pStyle w:val="Heading2"/>
         <w:keepNext/>
         <w:pBdr>
           <w:bottom w:val="single" w:sz="8" w:space="3" w:color="003A70"/>
@@ -2411,7 +2430,7 @@
           <w:b/>
           <w:color w:val="003A70"/>
           <w:spacing w:val="14"/>
-          <w:sz w:val="19"/>
+          <w:sz w:val="22"/>
           <w:szCs w:val="19"/>
         </w:rPr>
         <w:t xml:space="preserve">TRY IT WITH HELP</w:t>
@@ -2430,7 +2449,7 @@
           <w:rFonts w:ascii="Avenir Next" w:hAnsi="Avenir Next" w:cs="Avenir Next" w:eastAsia="Avenir Next"/>
           <w:i/>
           <w:color w:val="5A5F66"/>
-          <w:sz w:val="17"/>
+          <w:sz w:val="22"/>
           <w:szCs w:val="17"/>
         </w:rPr>
         <w:t xml:space="preserve">fill in each step</w:t>
@@ -2442,7 +2461,7 @@
         <w:tabs>
           <w:tab w:val="left" w:pos="432"/>
         </w:tabs>
-        <w:spacing w:before="90" w:after="40" w:line="268" w:lineRule="auto"/>
+        <w:spacing w:before="90" w:after="40" w:line="254" w:lineRule="auto"/>
         <w:ind w:left="432" w:hanging="432"/>
       </w:pPr>
       <w:r>
@@ -2480,7 +2499,7 @@
         <w:tabs>
           <w:tab w:val="left" w:pos="1300"/>
         </w:tabs>
-        <w:spacing w:before="0" w:after="24" w:line="272" w:lineRule="auto"/>
+        <w:spacing w:before="0" w:after="24" w:line="256" w:lineRule="auto"/>
         <w:ind w:left="1300" w:hanging="868"/>
       </w:pPr>
       <w:r>
@@ -2488,25 +2507,25 @@
           <w:rFonts w:ascii="Avenir Next" w:hAnsi="Avenir Next" w:cs="Avenir Next" w:eastAsia="Avenir Next"/>
           <w:b/>
           <w:color w:val="003A70"/>
+          <w:sz w:val="22"/>
+          <w:szCs w:val="18"/>
+        </w:rPr>
+        <w:t xml:space="preserve">Step 1</w:t>
+      </w:r>
+      <w:r>
+        <w:rPr>
+          <w:rFonts w:ascii="Avenir Next" w:hAnsi="Avenir Next" w:cs="Avenir Next" w:eastAsia="Avenir Next"/>
+          <w:color w:val="1A1A1A"/>
           <w:sz w:val="18"/>
           <w:szCs w:val="18"/>
         </w:rPr>
-        <w:t xml:space="preserve">Step 1</w:t>
-      </w:r>
-      <w:r>
-        <w:rPr>
-          <w:rFonts w:ascii="Avenir Next" w:hAnsi="Avenir Next" w:cs="Avenir Next" w:eastAsia="Avenir Next"/>
-          <w:color w:val="1A1A1A"/>
-          <w:sz w:val="18"/>
-          <w:szCs w:val="18"/>
-        </w:rPr>
         <w:tab/>
       </w:r>
       <w:r>
         <w:rPr>
           <w:rFonts w:ascii="Avenir Next" w:hAnsi="Avenir Next" w:cs="Avenir Next" w:eastAsia="Avenir Next"/>
           <w:color w:val="1A1A1A"/>
-          <w:sz w:val="21"/>
+          <w:sz w:val="22"/>
           <w:szCs w:val="21"/>
         </w:rPr>
         <w:t xml:space="preserve">108 = b × </w:t>
@@ -2528,7 +2547,7 @@
         <w:tabs>
           <w:tab w:val="left" w:pos="1300"/>
         </w:tabs>
-        <w:spacing w:before="0" w:after="24" w:line="272" w:lineRule="auto"/>
+        <w:spacing w:before="0" w:after="24" w:line="256" w:lineRule="auto"/>
         <w:ind w:left="1300" w:hanging="868"/>
       </w:pPr>
       <w:r>
@@ -2536,25 +2555,25 @@
           <w:rFonts w:ascii="Avenir Next" w:hAnsi="Avenir Next" w:cs="Avenir Next" w:eastAsia="Avenir Next"/>
           <w:b/>
           <w:color w:val="003A70"/>
+          <w:sz w:val="22"/>
+          <w:szCs w:val="18"/>
+        </w:rPr>
+        <w:t xml:space="preserve">Step 2</w:t>
+      </w:r>
+      <w:r>
+        <w:rPr>
+          <w:rFonts w:ascii="Avenir Next" w:hAnsi="Avenir Next" w:cs="Avenir Next" w:eastAsia="Avenir Next"/>
+          <w:color w:val="1A1A1A"/>
           <w:sz w:val="18"/>
           <w:szCs w:val="18"/>
         </w:rPr>
-        <w:t xml:space="preserve">Step 2</w:t>
-      </w:r>
-      <w:r>
-        <w:rPr>
-          <w:rFonts w:ascii="Avenir Next" w:hAnsi="Avenir Next" w:cs="Avenir Next" w:eastAsia="Avenir Next"/>
-          <w:color w:val="1A1A1A"/>
-          <w:sz w:val="18"/>
-          <w:szCs w:val="18"/>
-        </w:rPr>
         <w:tab/>
       </w:r>
       <w:r>
         <w:rPr>
           <w:rFonts w:ascii="Avenir Next" w:hAnsi="Avenir Next" w:cs="Avenir Next" w:eastAsia="Avenir Next"/>
           <w:color w:val="1A1A1A"/>
-          <w:sz w:val="21"/>
+          <w:sz w:val="22"/>
           <w:szCs w:val="21"/>
         </w:rPr>
         <w:t xml:space="preserve">108 ÷ 9 = </w:t>
@@ -2576,7 +2595,7 @@
         <w:tabs>
           <w:tab w:val="left" w:pos="1300"/>
         </w:tabs>
-        <w:spacing w:before="0" w:after="24" w:line="272" w:lineRule="auto"/>
+        <w:spacing w:before="0" w:after="24" w:line="256" w:lineRule="auto"/>
         <w:ind w:left="1300" w:hanging="868"/>
       </w:pPr>
       <w:r>
@@ -2584,35 +2603,35 @@
           <w:rFonts w:ascii="Avenir Next" w:hAnsi="Avenir Next" w:cs="Avenir Next" w:eastAsia="Avenir Next"/>
           <w:b/>
           <w:color w:val="003A70"/>
+          <w:sz w:val="22"/>
+          <w:szCs w:val="18"/>
+        </w:rPr>
+        <w:t xml:space="preserve">Step 3</w:t>
+      </w:r>
+      <w:r>
+        <w:rPr>
+          <w:rFonts w:ascii="Avenir Next" w:hAnsi="Avenir Next" w:cs="Avenir Next" w:eastAsia="Avenir Next"/>
+          <w:color w:val="1A1A1A"/>
           <w:sz w:val="18"/>
           <w:szCs w:val="18"/>
         </w:rPr>
-        <w:t xml:space="preserve">Step 3</w:t>
-      </w:r>
-      <w:r>
-        <w:rPr>
-          <w:rFonts w:ascii="Avenir Next" w:hAnsi="Avenir Next" w:cs="Avenir Next" w:eastAsia="Avenir Next"/>
-          <w:color w:val="1A1A1A"/>
-          <w:sz w:val="18"/>
-          <w:szCs w:val="18"/>
-        </w:rPr>
         <w:tab/>
       </w:r>
       <w:r>
         <w:rPr>
           <w:rFonts w:ascii="Avenir Next" w:hAnsi="Avenir Next" w:cs="Avenir Next" w:eastAsia="Avenir Next"/>
           <w:color w:val="1A1A1A"/>
+          <w:sz w:val="22"/>
+          <w:szCs w:val="21"/>
+        </w:rPr>
+        <w:t xml:space="preserve">Check: </w:t>
+      </w:r>
+      <w:r>
+        <w:rPr>
+          <w:rFonts w:ascii="Avenir Next" w:hAnsi="Avenir Next" w:cs="Avenir Next" w:eastAsia="Avenir Next"/>
+          <w:color w:val="1A1A1A"/>
           <w:sz w:val="21"/>
           <w:szCs w:val="21"/>
-        </w:rPr>
-        <w:t xml:space="preserve">Check: </w:t>
-      </w:r>
-      <w:r>
-        <w:rPr>
-          <w:rFonts w:ascii="Avenir Next" w:hAnsi="Avenir Next" w:cs="Avenir Next" w:eastAsia="Avenir Next"/>
-          <w:color w:val="1A1A1A"/>
-          <w:sz w:val="21"/>
-          <w:szCs w:val="21"/>
           <w:u w:val="single"/>
         </w:rPr>
         <w:t xml:space="preserve">                </w:t>
@@ -2621,7 +2640,7 @@
         <w:rPr>
           <w:rFonts w:ascii="Avenir Next" w:hAnsi="Avenir Next" w:cs="Avenir Next" w:eastAsia="Avenir Next"/>
           <w:color w:val="1A1A1A"/>
-          <w:sz w:val="21"/>
+          <w:sz w:val="22"/>
           <w:szCs w:val="21"/>
         </w:rPr>
         <w:t xml:space="preserve"> × 9 = 108</w:t>
@@ -2638,7 +2657,7 @@
         <w:tabs>
           <w:tab w:val="left" w:pos="432"/>
         </w:tabs>
-        <w:spacing w:before="90" w:after="40" w:line="268" w:lineRule="auto"/>
+        <w:spacing w:before="90" w:after="40" w:line="254" w:lineRule="auto"/>
         <w:ind w:left="432" w:hanging="432"/>
       </w:pPr>
       <w:r>
@@ -2676,7 +2695,7 @@
         <w:tabs>
           <w:tab w:val="left" w:pos="1300"/>
         </w:tabs>
-        <w:spacing w:before="0" w:after="24" w:line="272" w:lineRule="auto"/>
+        <w:spacing w:before="0" w:after="24" w:line="256" w:lineRule="auto"/>
         <w:ind w:left="1300" w:hanging="868"/>
       </w:pPr>
       <w:r>
@@ -2684,35 +2703,35 @@
           <w:rFonts w:ascii="Avenir Next" w:hAnsi="Avenir Next" w:cs="Avenir Next" w:eastAsia="Avenir Next"/>
           <w:b/>
           <w:color w:val="003A70"/>
+          <w:sz w:val="22"/>
+          <w:szCs w:val="18"/>
+        </w:rPr>
+        <w:t xml:space="preserve">Step 1</w:t>
+      </w:r>
+      <w:r>
+        <w:rPr>
+          <w:rFonts w:ascii="Avenir Next" w:hAnsi="Avenir Next" w:cs="Avenir Next" w:eastAsia="Avenir Next"/>
+          <w:color w:val="1A1A1A"/>
           <w:sz w:val="18"/>
           <w:szCs w:val="18"/>
         </w:rPr>
-        <w:t xml:space="preserve">Step 1</w:t>
-      </w:r>
-      <w:r>
-        <w:rPr>
-          <w:rFonts w:ascii="Avenir Next" w:hAnsi="Avenir Next" w:cs="Avenir Next" w:eastAsia="Avenir Next"/>
-          <w:color w:val="1A1A1A"/>
-          <w:sz w:val="18"/>
-          <w:szCs w:val="18"/>
-        </w:rPr>
         <w:tab/>
       </w:r>
       <w:r>
         <w:rPr>
           <w:rFonts w:ascii="Avenir Next" w:hAnsi="Avenir Next" w:cs="Avenir Next" w:eastAsia="Avenir Next"/>
           <w:color w:val="1A1A1A"/>
+          <w:sz w:val="22"/>
+          <w:szCs w:val="21"/>
+        </w:rPr>
+        <w:t xml:space="preserve">96 = </w:t>
+      </w:r>
+      <w:r>
+        <w:rPr>
+          <w:rFonts w:ascii="Avenir Next" w:hAnsi="Avenir Next" w:cs="Avenir Next" w:eastAsia="Avenir Next"/>
+          <w:color w:val="1A1A1A"/>
           <w:sz w:val="21"/>
           <w:szCs w:val="21"/>
-        </w:rPr>
-        <w:t xml:space="preserve">96 = </w:t>
-      </w:r>
-      <w:r>
-        <w:rPr>
-          <w:rFonts w:ascii="Avenir Next" w:hAnsi="Avenir Next" w:cs="Avenir Next" w:eastAsia="Avenir Next"/>
-          <w:color w:val="1A1A1A"/>
-          <w:sz w:val="21"/>
-          <w:szCs w:val="21"/>
           <w:u w:val="single"/>
         </w:rPr>
         <w:t xml:space="preserve">                </w:t>
@@ -2721,7 +2740,7 @@
         <w:rPr>
           <w:rFonts w:ascii="Avenir Next" w:hAnsi="Avenir Next" w:cs="Avenir Next" w:eastAsia="Avenir Next"/>
           <w:color w:val="1A1A1A"/>
-          <w:sz w:val="21"/>
+          <w:sz w:val="22"/>
           <w:szCs w:val="21"/>
         </w:rPr>
         <w:t xml:space="preserve"> × h</w:t>
@@ -2733,7 +2752,7 @@
         <w:tabs>
           <w:tab w:val="left" w:pos="1300"/>
         </w:tabs>
-        <w:spacing w:before="0" w:after="24" w:line="272" w:lineRule="auto"/>
+        <w:spacing w:before="0" w:after="24" w:line="256" w:lineRule="auto"/>
         <w:ind w:left="1300" w:hanging="868"/>
       </w:pPr>
       <w:r>
@@ -2741,25 +2760,25 @@
           <w:rFonts w:ascii="Avenir Next" w:hAnsi="Avenir Next" w:cs="Avenir Next" w:eastAsia="Avenir Next"/>
           <w:b/>
           <w:color w:val="003A70"/>
+          <w:sz w:val="22"/>
+          <w:szCs w:val="18"/>
+        </w:rPr>
+        <w:t xml:space="preserve">Step 2</w:t>
+      </w:r>
+      <w:r>
+        <w:rPr>
+          <w:rFonts w:ascii="Avenir Next" w:hAnsi="Avenir Next" w:cs="Avenir Next" w:eastAsia="Avenir Next"/>
+          <w:color w:val="1A1A1A"/>
           <w:sz w:val="18"/>
           <w:szCs w:val="18"/>
         </w:rPr>
-        <w:t xml:space="preserve">Step 2</w:t>
-      </w:r>
-      <w:r>
-        <w:rPr>
-          <w:rFonts w:ascii="Avenir Next" w:hAnsi="Avenir Next" w:cs="Avenir Next" w:eastAsia="Avenir Next"/>
-          <w:color w:val="1A1A1A"/>
-          <w:sz w:val="18"/>
-          <w:szCs w:val="18"/>
-        </w:rPr>
         <w:tab/>
       </w:r>
       <w:r>
         <w:rPr>
           <w:rFonts w:ascii="Avenir Next" w:hAnsi="Avenir Next" w:cs="Avenir Next" w:eastAsia="Avenir Next"/>
           <w:color w:val="1A1A1A"/>
-          <w:sz w:val="21"/>
+          <w:sz w:val="22"/>
           <w:szCs w:val="21"/>
         </w:rPr>
         <w:t xml:space="preserve">96 ÷ 8 = </w:t>
@@ -2781,7 +2800,7 @@
         <w:tabs>
           <w:tab w:val="left" w:pos="1300"/>
         </w:tabs>
-        <w:spacing w:before="0" w:after="24" w:line="272" w:lineRule="auto"/>
+        <w:spacing w:before="0" w:after="24" w:line="256" w:lineRule="auto"/>
         <w:ind w:left="1300" w:hanging="868"/>
       </w:pPr>
       <w:r>
@@ -2789,35 +2808,35 @@
           <w:rFonts w:ascii="Avenir Next" w:hAnsi="Avenir Next" w:cs="Avenir Next" w:eastAsia="Avenir Next"/>
           <w:b/>
           <w:color w:val="003A70"/>
+          <w:sz w:val="22"/>
+          <w:szCs w:val="18"/>
+        </w:rPr>
+        <w:t xml:space="preserve">Step 3</w:t>
+      </w:r>
+      <w:r>
+        <w:rPr>
+          <w:rFonts w:ascii="Avenir Next" w:hAnsi="Avenir Next" w:cs="Avenir Next" w:eastAsia="Avenir Next"/>
+          <w:color w:val="1A1A1A"/>
           <w:sz w:val="18"/>
           <w:szCs w:val="18"/>
         </w:rPr>
-        <w:t xml:space="preserve">Step 3</w:t>
-      </w:r>
-      <w:r>
-        <w:rPr>
-          <w:rFonts w:ascii="Avenir Next" w:hAnsi="Avenir Next" w:cs="Avenir Next" w:eastAsia="Avenir Next"/>
-          <w:color w:val="1A1A1A"/>
-          <w:sz w:val="18"/>
-          <w:szCs w:val="18"/>
-        </w:rPr>
         <w:tab/>
       </w:r>
       <w:r>
         <w:rPr>
           <w:rFonts w:ascii="Avenir Next" w:hAnsi="Avenir Next" w:cs="Avenir Next" w:eastAsia="Avenir Next"/>
           <w:color w:val="1A1A1A"/>
+          <w:sz w:val="22"/>
+          <w:szCs w:val="21"/>
+        </w:rPr>
+        <w:t xml:space="preserve">Check: 8 × </w:t>
+      </w:r>
+      <w:r>
+        <w:rPr>
+          <w:rFonts w:ascii="Avenir Next" w:hAnsi="Avenir Next" w:cs="Avenir Next" w:eastAsia="Avenir Next"/>
+          <w:color w:val="1A1A1A"/>
           <w:sz w:val="21"/>
           <w:szCs w:val="21"/>
-        </w:rPr>
-        <w:t xml:space="preserve">Check: 8 × </w:t>
-      </w:r>
-      <w:r>
-        <w:rPr>
-          <w:rFonts w:ascii="Avenir Next" w:hAnsi="Avenir Next" w:cs="Avenir Next" w:eastAsia="Avenir Next"/>
-          <w:color w:val="1A1A1A"/>
-          <w:sz w:val="21"/>
-          <w:szCs w:val="21"/>
           <w:u w:val="single"/>
         </w:rPr>
         <w:t xml:space="preserve">                </w:t>
@@ -2826,7 +2845,7 @@
         <w:rPr>
           <w:rFonts w:ascii="Avenir Next" w:hAnsi="Avenir Next" w:cs="Avenir Next" w:eastAsia="Avenir Next"/>
           <w:color w:val="1A1A1A"/>
-          <w:sz w:val="21"/>
+          <w:sz w:val="22"/>
           <w:szCs w:val="21"/>
         </w:rPr>
         <w:t xml:space="preserve"> = 96</w:t>
@@ -2839,6 +2858,7 @@
     </w:p>
     <w:p>
       <w:pPr>
+        <w:pStyle w:val="Heading2"/>
         <w:keepNext/>
         <w:pBdr>
           <w:bottom w:val="single" w:sz="8" w:space="3" w:color="003A70"/>
@@ -2854,7 +2874,7 @@
           <w:b/>
           <w:color w:val="003A70"/>
           <w:spacing w:val="14"/>
-          <w:sz w:val="19"/>
+          <w:sz w:val="22"/>
           <w:szCs w:val="19"/>
         </w:rPr>
         <w:t xml:space="preserve">YOUR TURN</w:t>
@@ -2873,7 +2893,7 @@
           <w:rFonts w:ascii="Avenir Next" w:hAnsi="Avenir Next" w:cs="Avenir Next" w:eastAsia="Avenir Next"/>
           <w:i/>
           <w:color w:val="5A5F66"/>
-          <w:sz w:val="17"/>
+          <w:sz w:val="22"/>
           <w:szCs w:val="17"/>
         </w:rPr>
         <w:t xml:space="preserve">use the steps on your own</w:t>
@@ -2923,7 +2943,7 @@
               <w:tabs>
                 <w:tab w:val="left" w:pos="432"/>
               </w:tabs>
-              <w:spacing w:before="90" w:after="40" w:line="268" w:lineRule="auto"/>
+              <w:spacing w:before="90" w:after="40" w:line="254" w:lineRule="auto"/>
               <w:ind w:left="432" w:hanging="432"/>
             </w:pPr>
             <w:r>
@@ -2996,7 +3016,7 @@
                     <w:tabs>
                       <w:tab w:val="left" w:pos="340"/>
                     </w:tabs>
-                    <w:spacing w:before="0" w:after="0" w:line="276" w:lineRule="auto"/>
+                    <w:spacing w:before="0" w:after="0" w:line="258" w:lineRule="auto"/>
                     <w:ind w:left="340" w:hanging="340"/>
                   </w:pPr>
                   <w:r>
@@ -3044,7 +3064,7 @@
                       <w:szCs w:val="22"/>
                       <w:u w:val="single"/>
                     </w:rPr>
-                    <w:t xml:space="preserve">     </w:t>
+                    <w:t xml:space="preserve">         </w:t>
                   </w:r>
                 </w:p>
               </w:tc>
@@ -3058,7 +3078,7 @@
                     <w:tabs>
                       <w:tab w:val="left" w:pos="340"/>
                     </w:tabs>
-                    <w:spacing w:before="0" w:after="0" w:line="276" w:lineRule="auto"/>
+                    <w:spacing w:before="0" w:after="0" w:line="258" w:lineRule="auto"/>
                     <w:ind w:left="340" w:hanging="340"/>
                   </w:pPr>
                   <w:r>
@@ -3106,7 +3126,7 @@
                       <w:szCs w:val="22"/>
                       <w:u w:val="single"/>
                     </w:rPr>
-                    <w:t xml:space="preserve">     </w:t>
+                    <w:t xml:space="preserve">         </w:t>
                   </w:r>
                 </w:p>
               </w:tc>
@@ -3126,7 +3146,7 @@
                     <w:tabs>
                       <w:tab w:val="left" w:pos="340"/>
                     </w:tabs>
-                    <w:spacing w:before="0" w:after="0" w:line="276" w:lineRule="auto"/>
+                    <w:spacing w:before="0" w:after="0" w:line="258" w:lineRule="auto"/>
                     <w:ind w:left="340" w:hanging="340"/>
                   </w:pPr>
                   <w:r>
@@ -3174,7 +3194,7 @@
                       <w:szCs w:val="22"/>
                       <w:u w:val="single"/>
                     </w:rPr>
-                    <w:t xml:space="preserve">     </w:t>
+                    <w:t xml:space="preserve">         </w:t>
                   </w:r>
                 </w:p>
               </w:tc>
@@ -3188,7 +3208,7 @@
                     <w:tabs>
                       <w:tab w:val="left" w:pos="340"/>
                     </w:tabs>
-                    <w:spacing w:before="0" w:after="0" w:line="276" w:lineRule="auto"/>
+                    <w:spacing w:before="0" w:after="0" w:line="258" w:lineRule="auto"/>
                     <w:ind w:left="340" w:hanging="340"/>
                   </w:pPr>
                   <w:r>
@@ -3236,7 +3256,7 @@
                       <w:szCs w:val="22"/>
                       <w:u w:val="single"/>
                     </w:rPr>
-                    <w:t xml:space="preserve">     </w:t>
+                    <w:t xml:space="preserve">         </w:t>
                   </w:r>
                 </w:p>
               </w:tc>
@@ -3257,6 +3277,7 @@
     </w:p>
     <w:p>
       <w:pPr>
+        <w:pStyle w:val="Heading2"/>
         <w:keepNext/>
         <w:pBdr>
           <w:bottom w:val="single" w:sz="8" w:space="3" w:color="003A70"/>
@@ -3272,7 +3293,7 @@
           <w:b/>
           <w:color w:val="003A70"/>
           <w:spacing w:val="14"/>
-          <w:sz w:val="19"/>
+          <w:sz w:val="22"/>
           <w:szCs w:val="19"/>
         </w:rPr>
         <w:t xml:space="preserve">READY CHECK</w:t>
@@ -3291,7 +3312,7 @@
           <w:rFonts w:ascii="Avenir Next" w:hAnsi="Avenir Next" w:cs="Avenir Next" w:eastAsia="Avenir Next"/>
           <w:i/>
           <w:color w:val="5A5F66"/>
-          <w:sz w:val="17"/>
+          <w:sz w:val="22"/>
           <w:szCs w:val="17"/>
         </w:rPr>
         <w:t xml:space="preserve">a problem like the one in today’s lesson</w:t>
@@ -3341,7 +3362,7 @@
               <w:tabs>
                 <w:tab w:val="left" w:pos="432"/>
               </w:tabs>
-              <w:spacing w:before="90" w:after="40" w:line="268" w:lineRule="auto"/>
+              <w:spacing w:before="90" w:after="40" w:line="254" w:lineRule="auto"/>
               <w:ind w:left="432" w:hanging="432"/>
             </w:pPr>
             <w:r>
@@ -3415,7 +3436,7 @@
                     <w:tabs>
                       <w:tab w:val="left" w:pos="340"/>
                     </w:tabs>
-                    <w:spacing w:before="0" w:after="0" w:line="264" w:lineRule="auto"/>
+                    <w:spacing w:before="0" w:after="0" w:line="252" w:lineRule="auto"/>
                     <w:ind w:left="340" w:hanging="340"/>
                   </w:pPr>
                   <w:r>
@@ -3423,7 +3444,7 @@
                       <w:rFonts w:ascii="Avenir Next" w:hAnsi="Avenir Next" w:cs="Avenir Next" w:eastAsia="Avenir Next"/>
                       <w:b/>
                       <w:color w:val="003A70"/>
-                      <w:sz w:val="21"/>
+                      <w:sz w:val="22"/>
                       <w:szCs w:val="21"/>
                     </w:rPr>
                     <w:t xml:space="preserve">A</w:t>
@@ -3441,7 +3462,7 @@
                     <w:rPr>
                       <w:rFonts w:ascii="Avenir Next" w:hAnsi="Avenir Next" w:cs="Avenir Next" w:eastAsia="Avenir Next"/>
                       <w:color w:val="1A1A1A"/>
-                      <w:sz w:val="21"/>
+                      <w:sz w:val="22"/>
                       <w:szCs w:val="21"/>
                     </w:rPr>
                     <w:t xml:space="preserve">120 ÷ 8 = h</w:t>
@@ -3458,7 +3479,7 @@
                     <w:tabs>
                       <w:tab w:val="left" w:pos="340"/>
                     </w:tabs>
-                    <w:spacing w:before="0" w:after="0" w:line="264" w:lineRule="auto"/>
+                    <w:spacing w:before="0" w:after="0" w:line="252" w:lineRule="auto"/>
                     <w:ind w:left="340" w:hanging="340"/>
                   </w:pPr>
                   <w:r>
@@ -3466,7 +3487,7 @@
                       <w:rFonts w:ascii="Avenir Next" w:hAnsi="Avenir Next" w:cs="Avenir Next" w:eastAsia="Avenir Next"/>
                       <w:b/>
                       <w:color w:val="003A70"/>
-                      <w:sz w:val="21"/>
+                      <w:sz w:val="22"/>
                       <w:szCs w:val="21"/>
                     </w:rPr>
                     <w:t xml:space="preserve">B</w:t>
@@ -3484,7 +3505,7 @@
                     <w:rPr>
                       <w:rFonts w:ascii="Avenir Next" w:hAnsi="Avenir Next" w:cs="Avenir Next" w:eastAsia="Avenir Next"/>
                       <w:color w:val="1A1A1A"/>
-                      <w:sz w:val="21"/>
+                      <w:sz w:val="22"/>
                       <w:szCs w:val="21"/>
                     </w:rPr>
                     <w:t xml:space="preserve">120 × 8 = h</w:t>
@@ -3501,7 +3522,7 @@
                     <w:tabs>
                       <w:tab w:val="left" w:pos="340"/>
                     </w:tabs>
-                    <w:spacing w:before="0" w:after="0" w:line="264" w:lineRule="auto"/>
+                    <w:spacing w:before="0" w:after="0" w:line="252" w:lineRule="auto"/>
                     <w:ind w:left="340" w:hanging="340"/>
                   </w:pPr>
                   <w:r>
@@ -3509,7 +3530,7 @@
                       <w:rFonts w:ascii="Avenir Next" w:hAnsi="Avenir Next" w:cs="Avenir Next" w:eastAsia="Avenir Next"/>
                       <w:b/>
                       <w:color w:val="003A70"/>
-                      <w:sz w:val="21"/>
+                      <w:sz w:val="22"/>
                       <w:szCs w:val="21"/>
                     </w:rPr>
                     <w:t xml:space="preserve">C</w:t>
@@ -3527,7 +3548,7 @@
                     <w:rPr>
                       <w:rFonts w:ascii="Avenir Next" w:hAnsi="Avenir Next" w:cs="Avenir Next" w:eastAsia="Avenir Next"/>
                       <w:color w:val="1A1A1A"/>
-                      <w:sz w:val="21"/>
+                      <w:sz w:val="22"/>
                       <w:szCs w:val="21"/>
                     </w:rPr>
                     <w:t xml:space="preserve">120 + 8 = h</w:t>
@@ -3544,7 +3565,7 @@
                     <w:tabs>
                       <w:tab w:val="left" w:pos="340"/>
                     </w:tabs>
-                    <w:spacing w:before="0" w:after="0" w:line="264" w:lineRule="auto"/>
+                    <w:spacing w:before="0" w:after="0" w:line="252" w:lineRule="auto"/>
                     <w:ind w:left="340" w:hanging="340"/>
                   </w:pPr>
                   <w:r>
@@ -3552,7 +3573,7 @@
                       <w:rFonts w:ascii="Avenir Next" w:hAnsi="Avenir Next" w:cs="Avenir Next" w:eastAsia="Avenir Next"/>
                       <w:b/>
                       <w:color w:val="003A70"/>
-                      <w:sz w:val="21"/>
+                      <w:sz w:val="22"/>
                       <w:szCs w:val="21"/>
                     </w:rPr>
                     <w:t xml:space="preserve">D</w:t>
@@ -3570,7 +3591,7 @@
                     <w:rPr>
                       <w:rFonts w:ascii="Avenir Next" w:hAnsi="Avenir Next" w:cs="Avenir Next" w:eastAsia="Avenir Next"/>
                       <w:color w:val="1A1A1A"/>
-                      <w:sz w:val="21"/>
+                      <w:sz w:val="22"/>
                       <w:szCs w:val="21"/>
                     </w:rPr>
                     <w:t xml:space="preserve">8 ÷ 120 = h</w:t>
@@ -3619,19 +3640,42 @@
         <w:tblLook w:val="0000" w:firstRow="0" w:lastRow="0" w:firstColumn="0" w:lastColumn="0" w:noHBand="1" w:noVBand="1"/>
       </w:tblPr>
       <w:tblGrid>
-        <w:gridCol w:w="2000"/>
-        <w:gridCol w:w="2300"/>
-        <w:gridCol w:w="2100"/>
-        <w:gridCol w:w="3104"/>
+        <w:gridCol w:w="1750"/>
+        <w:gridCol w:w="2500"/>
+        <w:gridCol w:w="2200"/>
+        <w:gridCol w:w="3054"/>
       </w:tblGrid>
       <w:tr>
         <w:trPr>
           <w:cantSplit/>
-          <w:trHeight w:val="320" w:hRule="atLeast"/>
+          <w:trHeight w:val="300" w:hRule="atLeast"/>
         </w:trPr>
         <w:tc>
           <w:tcPr>
-            <w:tcW w:w="2000" w:type="dxa"/>
+            <w:tcW w:w="1750" w:type="dxa"/>
+            <w:vAlign w:val="center"/>
+          </w:tcPr>
+          <w:p>
+            <w:pPr>
+              <w:pStyle w:val="Heading2"/>
+              <w:spacing w:before="0" w:after="0" w:line="240" w:lineRule="auto"/>
+            </w:pPr>
+            <w:r>
+              <w:rPr>
+                <w:rFonts w:ascii="Avenir Next" w:hAnsi="Avenir Next" w:cs="Avenir Next" w:eastAsia="Avenir Next"/>
+                <w:b/>
+                <w:color w:val="003A70"/>
+                <w:spacing w:val="12"/>
+                <w:sz w:val="15"/>
+                <w:szCs w:val="15"/>
+              </w:rPr>
+              <w:t xml:space="preserve">CHECK YOURSELF</w:t>
+            </w:r>
+          </w:p>
+        </w:tc>
+        <w:tc>
+          <w:tcPr>
+            <w:tcW w:w="2500" w:type="dxa"/>
             <w:vAlign w:val="center"/>
           </w:tcPr>
           <w:p>
@@ -3640,20 +3684,27 @@
             </w:pPr>
             <w:r>
               <w:rPr>
-                <w:rFonts w:ascii="Avenir Next" w:hAnsi="Avenir Next" w:cs="Avenir Next" w:eastAsia="Avenir Next"/>
-                <w:b/>
-                <w:color w:val="003A70"/>
-                <w:spacing w:val="12"/>
-                <w:sz w:val="15"/>
-                <w:szCs w:val="15"/>
-              </w:rPr>
-              <w:t xml:space="preserve">CHECK YOURSELF</w:t>
+                <w:rFonts w:ascii="Arial" w:hAnsi="Arial" w:cs="Arial" w:eastAsia="Arial"/>
+                <w:color w:val="1A1A1A"/>
+                <w:sz w:val="20"/>
+                <w:szCs w:val="20"/>
+              </w:rPr>
+              <w:t xml:space="preserve">□</w:t>
+            </w:r>
+            <w:r>
+              <w:rPr>
+                <w:rFonts w:ascii="Avenir Next" w:hAnsi="Avenir Next" w:cs="Avenir Next" w:eastAsia="Avenir Next"/>
+                <w:color w:val="1A1A1A"/>
+                <w:sz w:val="17"/>
+                <w:szCs w:val="17"/>
+              </w:rPr>
+              <w:t xml:space="preserve">  I can do this on my own</w:t>
             </w:r>
           </w:p>
         </w:tc>
         <w:tc>
           <w:tcPr>
-            <w:tcW w:w="2300" w:type="dxa"/>
+            <w:tcW w:w="2200" w:type="dxa"/>
             <w:vAlign w:val="center"/>
           </w:tcPr>
           <w:p>
@@ -3664,8 +3715,8 @@
               <w:rPr>
                 <w:rFonts w:ascii="Arial" w:hAnsi="Arial" w:cs="Arial" w:eastAsia="Arial"/>
                 <w:color w:val="1A1A1A"/>
-                <w:sz w:val="24"/>
-                <w:szCs w:val="24"/>
+                <w:sz w:val="20"/>
+                <w:szCs w:val="20"/>
               </w:rPr>
               <w:t xml:space="preserve">□</w:t>
             </w:r>
@@ -3676,13 +3727,13 @@
                 <w:sz w:val="17"/>
                 <w:szCs w:val="17"/>
               </w:rPr>
-              <w:t xml:space="preserve">  I can do this on my own</w:t>
+              <w:t xml:space="preserve">  I need a little help</w:t>
             </w:r>
           </w:p>
         </w:tc>
         <w:tc>
           <w:tcPr>
-            <w:tcW w:w="2100" w:type="dxa"/>
+            <w:tcW w:w="3054" w:type="dxa"/>
             <w:vAlign w:val="center"/>
           </w:tcPr>
           <w:p>
@@ -3693,37 +3744,8 @@
               <w:rPr>
                 <w:rFonts w:ascii="Arial" w:hAnsi="Arial" w:cs="Arial" w:eastAsia="Arial"/>
                 <w:color w:val="1A1A1A"/>
-                <w:sz w:val="24"/>
-                <w:szCs w:val="24"/>
-              </w:rPr>
-              <w:t xml:space="preserve">□</w:t>
-            </w:r>
-            <w:r>
-              <w:rPr>
-                <w:rFonts w:ascii="Avenir Next" w:hAnsi="Avenir Next" w:cs="Avenir Next" w:eastAsia="Avenir Next"/>
-                <w:color w:val="1A1A1A"/>
-                <w:sz w:val="17"/>
-                <w:szCs w:val="17"/>
-              </w:rPr>
-              <w:t xml:space="preserve">  I need a little help</w:t>
-            </w:r>
-          </w:p>
-        </w:tc>
-        <w:tc>
-          <w:tcPr>
-            <w:tcW w:w="3104" w:type="dxa"/>
-            <w:vAlign w:val="center"/>
-          </w:tcPr>
-          <w:p>
-            <w:pPr>
-              <w:spacing w:before="0" w:after="0" w:line="240" w:lineRule="auto"/>
-            </w:pPr>
-            <w:r>
-              <w:rPr>
-                <w:rFonts w:ascii="Arial" w:hAnsi="Arial" w:cs="Arial" w:eastAsia="Arial"/>
-                <w:color w:val="1A1A1A"/>
-                <w:sz w:val="24"/>
-                <w:szCs w:val="24"/>
+                <w:sz w:val="20"/>
+                <w:szCs w:val="20"/>
               </w:rPr>
               <w:t xml:space="preserve">□</w:t>
             </w:r>
@@ -3758,7 +3780,7 @@
     <w:sectPr>
       <w:footerReference w:type="default" r:id="rIdFooter1"/>
       <w:pgSz w:w="12240" w:h="15840"/>
-      <w:pgMar w:top="893" w:right="1224" w:bottom="835" w:left="1512" w:header="432" w:footer="432" w:gutter="0"/>
+      <w:pgMar w:top="780" w:right="1224" w:bottom="760" w:left="1512" w:header="432" w:footer="432" w:gutter="0"/>
       <w:cols w:space="720"/>
     </w:sectPr>
   </w:body>
@@ -3838,7 +3860,106 @@
               <w:sz w:val="15"/>
               <w:szCs w:val="15"/>
             </w:rPr>
-            <w:t xml:space="preserve">Lesson 5-2  ·  Session 2  ·  Prerequisite Practice B</w:t>
+            <w:t xml:space="preserve">5-2 · Page </w:t>
+          </w:r>
+          <w:r>
+            <w:rPr>
+              <w:rFonts w:ascii="Avenir Next" w:hAnsi="Avenir Next" w:cs="Avenir Next" w:eastAsia="Avenir Next"/>
+              <w:color w:val="5A5F66"/>
+              <w:sz w:val="15"/>
+              <w:szCs w:val="15"/>
+            </w:rPr>
+            <w:fldChar w:fldCharType="begin"/>
+          </w:r>
+          <w:r>
+            <w:rPr>
+              <w:rFonts w:ascii="Avenir Next" w:hAnsi="Avenir Next" w:cs="Avenir Next" w:eastAsia="Avenir Next"/>
+              <w:color w:val="5A5F66"/>
+              <w:sz w:val="15"/>
+              <w:szCs w:val="15"/>
+            </w:rPr>
+            <w:instrText xml:space="preserve"> PAGE </w:instrText>
+          </w:r>
+          <w:r>
+            <w:rPr>
+              <w:rFonts w:ascii="Avenir Next" w:hAnsi="Avenir Next" w:cs="Avenir Next" w:eastAsia="Avenir Next"/>
+              <w:color w:val="5A5F66"/>
+              <w:sz w:val="15"/>
+              <w:szCs w:val="15"/>
+            </w:rPr>
+            <w:fldChar w:fldCharType="separate"/>
+          </w:r>
+          <w:r>
+            <w:rPr>
+              <w:rFonts w:ascii="Avenir Next" w:hAnsi="Avenir Next" w:cs="Avenir Next" w:eastAsia="Avenir Next"/>
+              <w:color w:val="5A5F66"/>
+              <w:sz w:val="15"/>
+              <w:szCs w:val="15"/>
+            </w:rPr>
+            <w:t xml:space="preserve">1</w:t>
+          </w:r>
+          <w:r>
+            <w:rPr>
+              <w:rFonts w:ascii="Avenir Next" w:hAnsi="Avenir Next" w:cs="Avenir Next" w:eastAsia="Avenir Next"/>
+              <w:color w:val="5A5F66"/>
+              <w:sz w:val="15"/>
+              <w:szCs w:val="15"/>
+            </w:rPr>
+            <w:fldChar w:fldCharType="end"/>
+          </w:r>
+          <w:r>
+            <w:rPr>
+              <w:rFonts w:ascii="Avenir Next" w:hAnsi="Avenir Next" w:cs="Avenir Next" w:eastAsia="Avenir Next"/>
+              <w:color w:val="5A5F66"/>
+              <w:sz w:val="15"/>
+              <w:szCs w:val="15"/>
+            </w:rPr>
+            <w:t xml:space="preserve"> of </w:t>
+          </w:r>
+          <w:r>
+            <w:rPr>
+              <w:rFonts w:ascii="Avenir Next" w:hAnsi="Avenir Next" w:cs="Avenir Next" w:eastAsia="Avenir Next"/>
+              <w:color w:val="5A5F66"/>
+              <w:sz w:val="15"/>
+              <w:szCs w:val="15"/>
+            </w:rPr>
+            <w:fldChar w:fldCharType="begin"/>
+          </w:r>
+          <w:r>
+            <w:rPr>
+              <w:rFonts w:ascii="Avenir Next" w:hAnsi="Avenir Next" w:cs="Avenir Next" w:eastAsia="Avenir Next"/>
+              <w:color w:val="5A5F66"/>
+              <w:sz w:val="15"/>
+              <w:szCs w:val="15"/>
+            </w:rPr>
+            <w:instrText xml:space="preserve"> NUMPAGES </w:instrText>
+          </w:r>
+          <w:r>
+            <w:rPr>
+              <w:rFonts w:ascii="Avenir Next" w:hAnsi="Avenir Next" w:cs="Avenir Next" w:eastAsia="Avenir Next"/>
+              <w:color w:val="5A5F66"/>
+              <w:sz w:val="15"/>
+              <w:szCs w:val="15"/>
+            </w:rPr>
+            <w:fldChar w:fldCharType="separate"/>
+          </w:r>
+          <w:r>
+            <w:rPr>
+              <w:rFonts w:ascii="Avenir Next" w:hAnsi="Avenir Next" w:cs="Avenir Next" w:eastAsia="Avenir Next"/>
+              <w:color w:val="5A5F66"/>
+              <w:sz w:val="15"/>
+              <w:szCs w:val="15"/>
+            </w:rPr>
+            <w:t xml:space="preserve">1</w:t>
+          </w:r>
+          <w:r>
+            <w:rPr>
+              <w:rFonts w:ascii="Avenir Next" w:hAnsi="Avenir Next" w:cs="Avenir Next" w:eastAsia="Avenir Next"/>
+              <w:color w:val="5A5F66"/>
+              <w:sz w:val="15"/>
+              <w:szCs w:val="15"/>
+            </w:rPr>
+            <w:fldChar w:fldCharType="end"/>
           </w:r>
         </w:p>
       </w:tc>
@@ -3881,5 +4002,23 @@
       </w:tblCellMar>
     </w:tblPr>
   </w:style>
+  <w:style w:type="paragraph" w:styleId="Heading1">
+    <w:name w:val="heading 1"/>
+    <w:basedOn w:val="Normal"/>
+    <w:pPr>
+      <w:outlineLvl w:val="0"/>
+      <w:keepNext w:val="0"/>
+      <w:keepLines w:val="0"/>
+    </w:pPr>
+  </w:style>
+  <w:style w:type="paragraph" w:styleId="Heading2">
+    <w:name w:val="heading 2"/>
+    <w:basedOn w:val="Normal"/>
+    <w:pPr>
+      <w:outlineLvl w:val="1"/>
+      <w:keepNext w:val="0"/>
+      <w:keepLines w:val="0"/>
+    </w:pPr>
+  </w:style>
 </w:styles>
 </file>